--- a/example/20190804_没能“真心为你”的我们.docx
+++ b/example/20190804_没能“真心为你”的我们.docx
@@ -135,13 +135,17 @@
         <w:rPr>
           <w:b/>
           <w:bCs/>
-        </w:rPr>
-      </w:pPr>
-      <w:r>
-        <w:rPr>
-          <w:rFonts w:hint="eastAsia"/>
-          <w:b/>
-          <w:bCs/>
+          <w:i/>
+          <w:iCs/>
+        </w:rPr>
+      </w:pPr>
+      <w:r>
+        <w:rPr>
+          <w:rFonts w:hint="eastAsia"/>
+          <w:b/>
+          <w:bCs/>
+          <w:i/>
+          <w:iCs/>
         </w:rPr>
         <w:t>不成熟的，幼稚的爱是：“我爱你，因为我需要你”，而成熟的爱是：“我需要你，因为我爱你。”</w:t>
       </w:r>
@@ -194,7 +198,39 @@
           <w:rFonts w:hint="eastAsia"/>
           <w:szCs w:val="21"/>
         </w:rPr>
-        <w:t>真嗣到达时，天空依然明亮。城市被刺眼的阳光照耀着，但也没有丝毫指示让他能稍微确认自己早已迷失的方向。远处传来使徒来袭引发的巨大声响，真嗣久久伫立在无人的街道上，举目凝视着眼前似乎是空荡荡的一片……</w:t>
+        <w:t>真</w:t>
+      </w:r>
+      <w:proofErr w:type="gramStart"/>
+      <w:r>
+        <w:rPr>
+          <w:rFonts w:hint="eastAsia"/>
+          <w:szCs w:val="21"/>
+        </w:rPr>
+        <w:t>嗣</w:t>
+      </w:r>
+      <w:proofErr w:type="gramEnd"/>
+      <w:r>
+        <w:rPr>
+          <w:rFonts w:hint="eastAsia"/>
+          <w:szCs w:val="21"/>
+        </w:rPr>
+        <w:t>到达时，天空依然明亮。城市被刺眼的阳光照耀着，但也没有丝毫指示让他能稍微确认自己早已迷失的方向。远处传来使徒来袭引发的巨大声响，真</w:t>
+      </w:r>
+      <w:proofErr w:type="gramStart"/>
+      <w:r>
+        <w:rPr>
+          <w:rFonts w:hint="eastAsia"/>
+          <w:szCs w:val="21"/>
+        </w:rPr>
+        <w:t>嗣</w:t>
+      </w:r>
+      <w:proofErr w:type="gramEnd"/>
+      <w:r>
+        <w:rPr>
+          <w:rFonts w:hint="eastAsia"/>
+          <w:szCs w:val="21"/>
+        </w:rPr>
+        <w:t>久久伫立在无人的街道上，举目凝视着眼前似乎是空荡荡的一片……</w:t>
       </w:r>
     </w:p>
     <w:p>
@@ -388,7 +424,21 @@
         <w:rPr>
           <w:rFonts w:hint="eastAsia"/>
         </w:rPr>
-        <w:t>》的基调与卡夫卡作品的基调都可以用一个词来概括：失败——无论是真嗣还是</w:t>
+        <w:t>》的基调与卡夫卡作品的基调都可以用一个词来概括：失败——无论是真</w:t>
+      </w:r>
+      <w:proofErr w:type="gramStart"/>
+      <w:r>
+        <w:rPr>
+          <w:rFonts w:hint="eastAsia"/>
+        </w:rPr>
+        <w:t>嗣</w:t>
+      </w:r>
+      <w:proofErr w:type="gramEnd"/>
+      <w:r>
+        <w:rPr>
+          <w:rFonts w:hint="eastAsia"/>
+        </w:rPr>
+        <w:t>还是</w:t>
       </w:r>
       <w:r>
         <w:rPr>
@@ -411,29 +461,88 @@
         <w:rPr>
           <w:rFonts w:hint="eastAsia"/>
         </w:rPr>
-        <w:t>先来</w:t>
-      </w:r>
-    </w:p>
-    <w:p>
-      <w:pPr>
-        <w:ind w:firstLineChars="200" w:firstLine="420"/>
-      </w:pPr>
-      <w:r>
-        <w:rPr>
-          <w:rFonts w:hint="eastAsia"/>
-        </w:rPr>
-        <w:t>在这个感情不合时宜、措置失宜、过分夸张、不可理解、或者奇怪地不存在的世界，主角们在近距离面对自己准寻之物时心情阴暗、压抑、沮丧；只是在远方，当他们与“城堡”隔着距离时，“城堡”才体现出那种自由的风度，唤起他追寻的渴望。</w:t>
-      </w:r>
-    </w:p>
-    <w:p>
-      <w:pPr>
-        <w:ind w:firstLineChars="200" w:firstLine="420"/>
-      </w:pPr>
-      <w:r>
-        <w:rPr>
-          <w:rFonts w:hint="eastAsia"/>
-        </w:rPr>
-        <w:t>真嗣所渴望的“城堡”是什么？他选择了驾驶初号机，可能是出于保护重要的人，可能是为了拯救这个扭曲的世界；或者仅仅只是为了被爱，亦或者是试图迈向人与人之间的心灵相通的伟大彼岸……但其实，谁也无法说清最后那个濒临崩溃的少年乘上初号机内心究竟出现了怎样的幻影，就如同我们无法言说</w:t>
+        <w:t>在这个感情不合时宜、措置失宜、过分夸张、不可理解、或者奇怪地不存在的世界，主角们在近距离面对</w:t>
+      </w:r>
+      <w:proofErr w:type="gramStart"/>
+      <w:r>
+        <w:rPr>
+          <w:rFonts w:hint="eastAsia"/>
+        </w:rPr>
+        <w:t>自己准寻之</w:t>
+      </w:r>
+      <w:proofErr w:type="gramEnd"/>
+      <w:r>
+        <w:rPr>
+          <w:rFonts w:hint="eastAsia"/>
+        </w:rPr>
+        <w:t>物时心情阴暗、压抑、沮丧；只是在远方，当他们与“城堡”隔着距离时，“城堡”才体现出那种自由的风度，唤起他追寻的渴望。</w:t>
+      </w:r>
+    </w:p>
+    <w:p>
+      <w:pPr>
+        <w:ind w:firstLineChars="200" w:firstLine="420"/>
+      </w:pPr>
+      <w:r>
+        <w:rPr>
+          <w:rFonts w:hint="eastAsia"/>
+        </w:rPr>
+        <w:t>真</w:t>
+      </w:r>
+      <w:proofErr w:type="gramStart"/>
+      <w:r>
+        <w:rPr>
+          <w:rFonts w:hint="eastAsia"/>
+        </w:rPr>
+        <w:t>嗣</w:t>
+      </w:r>
+      <w:proofErr w:type="gramEnd"/>
+      <w:r>
+        <w:rPr>
+          <w:rFonts w:hint="eastAsia"/>
+        </w:rPr>
+        <w:t>所渴望的“城堡”是什么？他选择了</w:t>
+      </w:r>
+      <w:proofErr w:type="gramStart"/>
+      <w:r>
+        <w:rPr>
+          <w:rFonts w:hint="eastAsia"/>
+        </w:rPr>
+        <w:t>驾驶初号机</w:t>
+      </w:r>
+      <w:proofErr w:type="gramEnd"/>
+      <w:r>
+        <w:rPr>
+          <w:rFonts w:hint="eastAsia"/>
+        </w:rPr>
+        <w:t>，可能是出于保护重要的人，可能是为了拯救这个扭曲的世界；或者仅仅只是为了被爱，</w:t>
+      </w:r>
+      <w:proofErr w:type="gramStart"/>
+      <w:r>
+        <w:rPr>
+          <w:rFonts w:hint="eastAsia"/>
+        </w:rPr>
+        <w:t>亦或</w:t>
+      </w:r>
+      <w:proofErr w:type="gramEnd"/>
+      <w:r>
+        <w:rPr>
+          <w:rFonts w:hint="eastAsia"/>
+        </w:rPr>
+        <w:t>者是试图迈向人与人之间的心灵相通的伟大彼岸……但其实，谁也无法说清最后那个濒临崩溃的少年</w:t>
+      </w:r>
+      <w:proofErr w:type="gramStart"/>
+      <w:r>
+        <w:rPr>
+          <w:rFonts w:hint="eastAsia"/>
+        </w:rPr>
+        <w:t>乘上初号机</w:t>
+      </w:r>
+      <w:proofErr w:type="gramEnd"/>
+      <w:r>
+        <w:rPr>
+          <w:rFonts w:hint="eastAsia"/>
+        </w:rPr>
+        <w:t>内心究竟出现了怎样的幻影，就如同我们无法言说</w:t>
       </w:r>
       <w:r>
         <w:rPr>
@@ -456,25 +565,81 @@
         <w:rPr>
           <w:rFonts w:hint="eastAsia"/>
         </w:rPr>
-        <w:t>痞子在描绘真嗣的内心世界时插入了大量亦真亦假的符号与象征，对于观众来说就像是一连串不可理解的事件，我们试图用某些直接的言语来破译这些密码，但某些符号的作用反而取代了象征的内涵理念，既像是一个实体的存在，又仿佛一个虚无的幻象，以至于我们只能对于这个人物的内心做一个整体性的把握：精神总在振奋与沮丧的交替之中，脆弱不堪地</w:t>
+        <w:t>痞子在描绘真</w:t>
+      </w:r>
+      <w:proofErr w:type="gramStart"/>
+      <w:r>
+        <w:rPr>
+          <w:rFonts w:hint="eastAsia"/>
+        </w:rPr>
+        <w:t>嗣</w:t>
+      </w:r>
+      <w:proofErr w:type="gramEnd"/>
+      <w:r>
+        <w:rPr>
+          <w:rFonts w:hint="eastAsia"/>
+        </w:rPr>
+        <w:t>的内心世界时插入了大量亦真亦假的符号与象征，对于观众来说就像是一连串不可理解的事件，我们试图用某些直接的言语来破译这些密码，但某些符号的作用反而取代了象征的内涵理念，既像是一个实体的存在，又仿佛一个虚无的幻象，以至于我们只能对于这个人物的内心做一个整体性的把握：精神总在振奋与沮丧的交替之中，脆弱不堪地伸出手却抓不到任何东西，这样的结果只带来了对懦弱自己的伤害。有些时候千辛万苦地努</w:t>
       </w:r>
       <w:r>
         <w:rPr>
           <w:rFonts w:hint="eastAsia"/>
         </w:rPr>
         <w:lastRenderedPageBreak/>
-        <w:t>伸出手却抓不到任何东西，这样的结果只带来了对懦弱自己的伤害。有些时候千辛万苦地努力，换来的只是他人高傲的俯视——被城堡不动声色地凝视。</w:t>
-      </w:r>
-    </w:p>
-    <w:p>
-      <w:pPr>
-        <w:ind w:firstLineChars="200" w:firstLine="420"/>
-      </w:pPr>
-      <w:r>
-        <w:rPr>
-          <w:rFonts w:hint="eastAsia"/>
-        </w:rPr>
-        <w:t>希望落空了，那地方一片死寂，他凝视得越久，可以辨别的东西就越少，终于一切都融入了血红色夕阳中的黑色躯体中。在故事的前期，我们还是能够感受到这个世界散发出一种喜剧色彩：虽然本质忧郁，但温情犹存；可随着“第四适格者”事件作为分界点，那抹令人温暖的基调也似乎彻底消失殆尽，消极、逃避、妥协反而成为了新的主题，无法习惯的，令人憎恶的，在不知不觉中现实妥协，这个世界的他者甚至也在不断地助长这种情绪，在粉碎真嗣内心底信念的同时（这种信念真的存在过吗？）又使他真切地感到自己在活着，于是乎镜头被无限拉长，最终聚焦在那位白发的使徒身上：因为这些失败的天使，救赎记忆与地狱怨恨相互交织，他们让真嗣内心的观念无限次崩塌、重建、再崩塌、再重建，死去的激情在心中暗暗复燃，而后再被无情地浇灭，最后七零八落地用尖锐的碎片拼凑出一副诡异残缺的图案，这简直像极了《城堡》里的</w:t>
+        <w:t>力，换来的只是他人高傲的俯视——被城堡不动声色地凝视。</w:t>
+      </w:r>
+    </w:p>
+    <w:p>
+      <w:pPr>
+        <w:ind w:firstLineChars="200" w:firstLine="420"/>
+      </w:pPr>
+      <w:r>
+        <w:rPr>
+          <w:rFonts w:hint="eastAsia"/>
+        </w:rPr>
+        <w:t>希望落空了，那地方一片死寂，他凝视得越久，可以辨别的东西就越少，终于一切都融入了血红色夕阳中的黑色躯体中。在故事的前期，我们还是能够感受到这个世界散发出一种喜剧色彩：虽然本质忧郁，但温情犹存；可随着“第四适格者”事件作为分界点，那</w:t>
+      </w:r>
+      <w:proofErr w:type="gramStart"/>
+      <w:r>
+        <w:rPr>
+          <w:rFonts w:hint="eastAsia"/>
+        </w:rPr>
+        <w:t>抹令人</w:t>
+      </w:r>
+      <w:proofErr w:type="gramEnd"/>
+      <w:r>
+        <w:rPr>
+          <w:rFonts w:hint="eastAsia"/>
+        </w:rPr>
+        <w:t>温暖的基调也似乎彻底消失殆尽，消极、逃避、妥协反而成为了新的主题，无法习惯的，令人憎恶的，在不知不觉中现实妥协，这个世界的他者甚至也在不断地助长这种情绪，在粉碎真</w:t>
+      </w:r>
+      <w:proofErr w:type="gramStart"/>
+      <w:r>
+        <w:rPr>
+          <w:rFonts w:hint="eastAsia"/>
+        </w:rPr>
+        <w:t>嗣</w:t>
+      </w:r>
+      <w:proofErr w:type="gramEnd"/>
+      <w:r>
+        <w:rPr>
+          <w:rFonts w:hint="eastAsia"/>
+        </w:rPr>
+        <w:t>内心底信念的同时（这种信念真的存在过吗？）又使他真切地感到自己在活着，于是乎镜头被无限拉长，最终聚焦在那位白发的使徒身上：因为这些失败的天使，救赎记忆与地狱怨恨相互交织，他们让真</w:t>
+      </w:r>
+      <w:proofErr w:type="gramStart"/>
+      <w:r>
+        <w:rPr>
+          <w:rFonts w:hint="eastAsia"/>
+        </w:rPr>
+        <w:t>嗣</w:t>
+      </w:r>
+      <w:proofErr w:type="gramEnd"/>
+      <w:r>
+        <w:rPr>
+          <w:rFonts w:hint="eastAsia"/>
+        </w:rPr>
+        <w:t>内心的观念无限次崩塌、重建、再崩塌、再重建，死去的激情在心中暗暗复燃，而后再被无情地浇灭，最后七零八落地用尖锐的碎片拼凑出一副诡异残缺的图案，这简直像极了《城堡》里的</w:t>
       </w:r>
       <w:r>
         <w:rPr>
@@ -511,7 +676,35 @@
         <w:rPr>
           <w:rFonts w:hint="eastAsia"/>
         </w:rPr>
-        <w:t>在这个世界上，所有的人的故事都属于过去，铁的秩序都已经建立了，虽然略有偏移，但一切实际上都是在按照“剧本”在推进，而只有真嗣属于现在，属于此刻，这本身就和卡夫卡小说中大多数主人公共享了一种未知迷茫和被操控的绝望——真嗣的一举一动都牵动着他者，或者说整个世界的神经，从那遥远的黑暗中，从迷雾中俯视而下的</w:t>
+        <w:t>在这个世界上，所有的人的故事都属于过去，铁的秩序都已经建立了，虽然略有偏移，但一切实际上都是在按照“剧本”在推进，而只有真</w:t>
+      </w:r>
+      <w:proofErr w:type="gramStart"/>
+      <w:r>
+        <w:rPr>
+          <w:rFonts w:hint="eastAsia"/>
+        </w:rPr>
+        <w:t>嗣</w:t>
+      </w:r>
+      <w:proofErr w:type="gramEnd"/>
+      <w:r>
+        <w:rPr>
+          <w:rFonts w:hint="eastAsia"/>
+        </w:rPr>
+        <w:t>属于现在，属于此刻，这本身就和卡夫卡小说中大多数主人公共享了一种未知迷茫和被操控的绝望——真</w:t>
+      </w:r>
+      <w:proofErr w:type="gramStart"/>
+      <w:r>
+        <w:rPr>
+          <w:rFonts w:hint="eastAsia"/>
+        </w:rPr>
+        <w:t>嗣</w:t>
+      </w:r>
+      <w:proofErr w:type="gramEnd"/>
+      <w:r>
+        <w:rPr>
+          <w:rFonts w:hint="eastAsia"/>
+        </w:rPr>
+        <w:t>的一举一动都牵动着他者，或者说整个世界的神经，从那遥远的黑暗中，从迷雾中俯视而下的</w:t>
       </w:r>
       <w:r>
         <w:rPr>
@@ -523,7 +716,49 @@
         <w:rPr>
           <w:rFonts w:hint="eastAsia"/>
         </w:rPr>
-        <w:t>，感慨他还会搞出什么名堂来呢？但总的来说，他们不会大惊小怪，这表情真嗣也看不到；因为它们全部归于了一种呆板的冷静，一种高高在上的漠然。他们永远处在那黑暗之中，只化作石板透露出些许微弱的光芒，它们立在那里，总在观看，从未有一丝一毫的厌倦。也许对他们来说，真嗣原本就是如此地微不足道，仅仅是对于他，才出于某种耐心不时从逼真的迷雾显现出来，给真嗣一种既逼真又虚幻的希望，促使他为这出“剧本”奉献一出好戏（卡夫卡也认为人一生下来就被放上了戏台），但他和</w:t>
+        <w:t>，感慨他还会搞出什么名堂来呢？但总的来说，他们不会大惊小怪，这表情真</w:t>
+      </w:r>
+      <w:proofErr w:type="gramStart"/>
+      <w:r>
+        <w:rPr>
+          <w:rFonts w:hint="eastAsia"/>
+        </w:rPr>
+        <w:t>嗣</w:t>
+      </w:r>
+      <w:proofErr w:type="gramEnd"/>
+      <w:r>
+        <w:rPr>
+          <w:rFonts w:hint="eastAsia"/>
+        </w:rPr>
+        <w:t>也看不到；因为它们全部归于了一种呆板的冷静，一种高高在上的漠然。他们永远处在那黑暗之中，只化作石板透露出些许微弱的光芒，它们立在那里，总在观看，从未有一丝一毫的厌倦。也许对他们来说，真</w:t>
+      </w:r>
+      <w:proofErr w:type="gramStart"/>
+      <w:r>
+        <w:rPr>
+          <w:rFonts w:hint="eastAsia"/>
+        </w:rPr>
+        <w:t>嗣</w:t>
+      </w:r>
+      <w:proofErr w:type="gramEnd"/>
+      <w:r>
+        <w:rPr>
+          <w:rFonts w:hint="eastAsia"/>
+        </w:rPr>
+        <w:t>原本就是如此地微不足道，仅仅是对于他，才出于某种耐心不时从逼真的迷雾显现出来，给真</w:t>
+      </w:r>
+      <w:proofErr w:type="gramStart"/>
+      <w:r>
+        <w:rPr>
+          <w:rFonts w:hint="eastAsia"/>
+        </w:rPr>
+        <w:t>嗣</w:t>
+      </w:r>
+      <w:proofErr w:type="gramEnd"/>
+      <w:r>
+        <w:rPr>
+          <w:rFonts w:hint="eastAsia"/>
+        </w:rPr>
+        <w:t>一种既逼真又虚幻的希望，促使他为这出“剧本”奉献一出好戏（卡夫卡也认为人一生下来就被放上了戏台），但他和</w:t>
       </w:r>
       <w:r>
         <w:rPr>
@@ -535,18 +770,60 @@
         <w:rPr>
           <w:rFonts w:hint="eastAsia"/>
         </w:rPr>
-        <w:t>（或者说卡夫卡本人）一样，最后只能是失败者，无论是被迫开始的第三次冲击，亦或者是放弃最为完美的补完，真嗣在这其中都作为无法撼动规则的失败者而存在于这个世界的中心。</w:t>
-      </w:r>
-    </w:p>
-    <w:p>
-      <w:pPr>
-        <w:ind w:firstLineChars="200" w:firstLine="420"/>
-      </w:pPr>
-      <w:r>
-        <w:rPr>
-          <w:rFonts w:hint="eastAsia"/>
-        </w:rPr>
-        <w:t>这两个世界真的非常相似，不是吗？没有真嗣驾驶初号机，就不会有最后的人类补完；而没有</w:t>
+        <w:t>（或者说卡夫卡本人）一样，最后只能是失败者，无论是被迫开始的第三次冲击，</w:t>
+      </w:r>
+      <w:proofErr w:type="gramStart"/>
+      <w:r>
+        <w:rPr>
+          <w:rFonts w:hint="eastAsia"/>
+        </w:rPr>
+        <w:t>亦或</w:t>
+      </w:r>
+      <w:proofErr w:type="gramEnd"/>
+      <w:r>
+        <w:rPr>
+          <w:rFonts w:hint="eastAsia"/>
+        </w:rPr>
+        <w:t>者是放弃最为完美的补完，真</w:t>
+      </w:r>
+      <w:proofErr w:type="gramStart"/>
+      <w:r>
+        <w:rPr>
+          <w:rFonts w:hint="eastAsia"/>
+        </w:rPr>
+        <w:t>嗣</w:t>
+      </w:r>
+      <w:proofErr w:type="gramEnd"/>
+      <w:r>
+        <w:rPr>
+          <w:rFonts w:hint="eastAsia"/>
+        </w:rPr>
+        <w:t>在这其中都作为无法撼动规则的失败者而存在于这个世界的中心。</w:t>
+      </w:r>
+    </w:p>
+    <w:p>
+      <w:pPr>
+        <w:ind w:firstLineChars="200" w:firstLine="420"/>
+      </w:pPr>
+      <w:r>
+        <w:rPr>
+          <w:rFonts w:hint="eastAsia"/>
+        </w:rPr>
+        <w:t>这两个世界真的非常相似，不是吗？没有真</w:t>
+      </w:r>
+      <w:proofErr w:type="gramStart"/>
+      <w:r>
+        <w:rPr>
+          <w:rFonts w:hint="eastAsia"/>
+        </w:rPr>
+        <w:t>嗣驾驶初号机</w:t>
+      </w:r>
+      <w:proofErr w:type="gramEnd"/>
+      <w:r>
+        <w:rPr>
+          <w:rFonts w:hint="eastAsia"/>
+        </w:rPr>
+        <w:t>，就不会有最后的人类补完；而没有</w:t>
       </w:r>
       <w:r>
         <w:rPr>
@@ -558,7 +835,21 @@
         <w:rPr>
           <w:rFonts w:hint="eastAsia"/>
         </w:rPr>
-        <w:t>的到来，城堡的寓言也无法启动。在永远不会交错的两个世界中，我们似乎能够想象同样一出景色：仿佛永恒静止的灰暗天空，清新无比却令人作呕的空气，巨大的城市是令人捉摸不透的海市蜃楼，周围梦一般的环境赋予建筑物一种毁灭的气派；所有的事物都是矛盾的，而他人的心灵就宛若化作城堡本身成为了最大的矛盾与不确定性：</w:t>
+        <w:t>的到来，城堡的寓言也无法启动。在永远不会交错的两个世界中，我们似乎能够想象同样一出景色：仿佛永恒静止的灰暗天空，清新无比却令人作呕的空气，巨大的城市是令人捉摸不透的海市蜃楼，</w:t>
+      </w:r>
+      <w:proofErr w:type="gramStart"/>
+      <w:r>
+        <w:rPr>
+          <w:rFonts w:hint="eastAsia"/>
+        </w:rPr>
+        <w:t>周围梦</w:t>
+      </w:r>
+      <w:proofErr w:type="gramEnd"/>
+      <w:r>
+        <w:rPr>
+          <w:rFonts w:hint="eastAsia"/>
+        </w:rPr>
+        <w:t>一般的环境赋予建筑物一种毁灭的气派；所有的事物都是矛盾的，而他人的心灵就宛若化作城堡本身成为了最大的矛盾与不确定性：</w:t>
       </w:r>
       <w:r>
         <w:rPr>
@@ -584,26 +875,154 @@
         <w:rPr>
           <w:rFonts w:hint="eastAsia"/>
         </w:rPr>
-        <w:t>》最为核心核心母题之一）。这里有一个问题：直到故事的最后真嗣是否打破了哪怕与其他任何一人的心之壁？葛城美里的告别之吻算吗？绫波丽的微笑的算吗？一瞬间“坠入情网”的爆炸式经历注定是短命的，而恐怕这看似拥有伟大力量的两者也仅仅是稍稍撼动了</w:t>
-      </w:r>
+        <w:t>》最为</w:t>
+      </w:r>
+      <w:proofErr w:type="gramStart"/>
+      <w:r>
+        <w:rPr>
+          <w:rFonts w:hint="eastAsia"/>
+        </w:rPr>
+        <w:t>核心核心</w:t>
+      </w:r>
+      <w:proofErr w:type="gramEnd"/>
+      <w:r>
+        <w:rPr>
+          <w:rFonts w:hint="eastAsia"/>
+        </w:rPr>
+        <w:t>母题之一）。这里有一个问题：直到故事的最后真</w:t>
+      </w:r>
+      <w:proofErr w:type="gramStart"/>
+      <w:r>
+        <w:rPr>
+          <w:rFonts w:hint="eastAsia"/>
+        </w:rPr>
+        <w:t>嗣</w:t>
+      </w:r>
+      <w:proofErr w:type="gramEnd"/>
+      <w:r>
+        <w:rPr>
+          <w:rFonts w:hint="eastAsia"/>
+        </w:rPr>
+        <w:t>是否打破了哪怕与其他任何一人的心之壁？葛城美里的告别</w:t>
+      </w:r>
+      <w:proofErr w:type="gramStart"/>
+      <w:r>
+        <w:rPr>
+          <w:rFonts w:hint="eastAsia"/>
+        </w:rPr>
+        <w:t>之吻算吗</w:t>
+      </w:r>
+      <w:proofErr w:type="gramEnd"/>
+      <w:r>
+        <w:rPr>
+          <w:rFonts w:hint="eastAsia"/>
+        </w:rPr>
+        <w:t>？</w:t>
+      </w:r>
+      <w:proofErr w:type="gramStart"/>
+      <w:r>
+        <w:rPr>
+          <w:rFonts w:hint="eastAsia"/>
+        </w:rPr>
+        <w:t>绫波丽</w:t>
+      </w:r>
+      <w:proofErr w:type="gramEnd"/>
+      <w:r>
+        <w:rPr>
+          <w:rFonts w:hint="eastAsia"/>
+        </w:rPr>
+        <w:t>的微笑的算吗？一瞬间“坠入情网”的爆炸式经历注定是短命的，而恐怕这看似拥有伟大力量的两者也仅仅是稍稍撼动了</w:t>
+      </w:r>
+      <w:proofErr w:type="spellStart"/>
       <w:r>
         <w:rPr>
           <w:rFonts w:hint="eastAsia"/>
         </w:rPr>
         <w:t>A.T.Field</w:t>
       </w:r>
-      <w:r>
-        <w:rPr>
-          <w:rFonts w:hint="eastAsia"/>
-        </w:rPr>
-        <w:t>而并为其造成实际性的损害吧？那就更不用提只是最后自言自语向真嗣道歉的碇源堂，亦或者直言拒绝真嗣“进入”的明日香了；至于其他还</w:t>
+      <w:proofErr w:type="spellEnd"/>
+      <w:r>
+        <w:rPr>
+          <w:rFonts w:hint="eastAsia"/>
+        </w:rPr>
+        <w:t>而并为其造成实际性的损害吧？那就更不用</w:t>
+      </w:r>
+      <w:proofErr w:type="gramStart"/>
+      <w:r>
+        <w:rPr>
+          <w:rFonts w:hint="eastAsia"/>
+        </w:rPr>
+        <w:t>提只是</w:t>
+      </w:r>
+      <w:proofErr w:type="gramEnd"/>
+      <w:r>
+        <w:rPr>
+          <w:rFonts w:hint="eastAsia"/>
+        </w:rPr>
+        <w:t>最后自言自语向真嗣道歉的</w:t>
+      </w:r>
+      <w:proofErr w:type="gramStart"/>
+      <w:r>
+        <w:rPr>
+          <w:rFonts w:hint="eastAsia"/>
+        </w:rPr>
+        <w:t>碇</w:t>
+      </w:r>
+      <w:proofErr w:type="gramEnd"/>
+      <w:r>
+        <w:rPr>
+          <w:rFonts w:hint="eastAsia"/>
+        </w:rPr>
+        <w:t>源堂，</w:t>
+      </w:r>
+      <w:proofErr w:type="gramStart"/>
+      <w:r>
+        <w:rPr>
+          <w:rFonts w:hint="eastAsia"/>
+        </w:rPr>
+        <w:t>亦或</w:t>
+      </w:r>
+      <w:proofErr w:type="gramEnd"/>
+      <w:r>
+        <w:rPr>
+          <w:rFonts w:hint="eastAsia"/>
+        </w:rPr>
+        <w:t>者直言拒绝真</w:t>
+      </w:r>
+      <w:proofErr w:type="gramStart"/>
+      <w:r>
+        <w:rPr>
+          <w:rFonts w:hint="eastAsia"/>
+        </w:rPr>
+        <w:t>嗣</w:t>
+      </w:r>
+      <w:proofErr w:type="gramEnd"/>
+      <w:r>
+        <w:rPr>
+          <w:rFonts w:hint="eastAsia"/>
+        </w:rPr>
+        <w:t>“进入”的明日香了；至于其他还活着的人，我们甚至不用考虑这个卑微的可能性：所以真</w:t>
+      </w:r>
+      <w:proofErr w:type="gramStart"/>
+      <w:r>
+        <w:rPr>
+          <w:rFonts w:hint="eastAsia"/>
+        </w:rPr>
+        <w:t>嗣</w:t>
+      </w:r>
+      <w:proofErr w:type="gramEnd"/>
+      <w:r>
+        <w:rPr>
+          <w:rFonts w:hint="eastAsia"/>
+        </w:rPr>
+        <w:t>至始至终无法真的理解他人，也</w:t>
       </w:r>
       <w:r>
         <w:rPr>
           <w:rFonts w:hint="eastAsia"/>
         </w:rPr>
         <w:lastRenderedPageBreak/>
-        <w:t>活着的人，我们甚至不用考虑这个卑微的可能性：所以真嗣至始至终无法真的理解他人，也永远无法被人理解，就像</w:t>
+        <w:t>永远无法被人理解，就像</w:t>
       </w:r>
       <w:r>
         <w:rPr>
@@ -615,18 +1034,74 @@
         <w:rPr>
           <w:rFonts w:hint="eastAsia"/>
         </w:rPr>
-        <w:t>永远走不到城堡里面去一般，真嗣只能怀着堕落的渴望心情远远凝视着他人，从没拥有一块坚实的立足之地，陷入既害怕孤独又害怕受伤的“豪猪两难说”。</w:t>
-      </w:r>
-    </w:p>
-    <w:p>
-      <w:pPr>
-        <w:ind w:firstLineChars="200" w:firstLine="420"/>
-      </w:pPr>
-      <w:r>
-        <w:rPr>
-          <w:rFonts w:hint="eastAsia"/>
-        </w:rPr>
-        <w:t>但在如此相似的绝境下，二者的世界却在此刻产生了微妙的分离，这点非常值得玩味：真嗣或许是动画史上因为崩溃绝望“嚎叫”最多的主角，而卡夫卡笔下的主角们可能是文学史上最拒绝的“嚎叫”的了。一方是情感的肆意宣泄，另一方却是致密的沉默，这两者选择了截然不同的道路前进，形成了无比鲜明的对照。我想真嗣作为</w:t>
+        <w:t>永远走不到城堡里面去一般，真</w:t>
+      </w:r>
+      <w:proofErr w:type="gramStart"/>
+      <w:r>
+        <w:rPr>
+          <w:rFonts w:hint="eastAsia"/>
+        </w:rPr>
+        <w:t>嗣</w:t>
+      </w:r>
+      <w:proofErr w:type="gramEnd"/>
+      <w:r>
+        <w:rPr>
+          <w:rFonts w:hint="eastAsia"/>
+        </w:rPr>
+        <w:t>只能怀着堕落的渴望心情远远凝视着他人，从没拥有一块坚实的立足之地，陷入既害怕孤独又害怕受伤的“豪猪两难说”。</w:t>
+      </w:r>
+    </w:p>
+    <w:p>
+      <w:pPr>
+        <w:ind w:firstLineChars="200" w:firstLine="420"/>
+      </w:pPr>
+      <w:r>
+        <w:rPr>
+          <w:rFonts w:hint="eastAsia"/>
+        </w:rPr>
+        <w:t>但在如此相似的绝境下，二者的世界却在此刻产生了微妙的分离，这点非常值得玩味：真</w:t>
+      </w:r>
+      <w:proofErr w:type="gramStart"/>
+      <w:r>
+        <w:rPr>
+          <w:rFonts w:hint="eastAsia"/>
+        </w:rPr>
+        <w:t>嗣</w:t>
+      </w:r>
+      <w:proofErr w:type="gramEnd"/>
+      <w:r>
+        <w:rPr>
+          <w:rFonts w:hint="eastAsia"/>
+        </w:rPr>
+        <w:t>或许是动画史上因为崩溃绝望“嚎叫”最多的主角，而卡夫卡笔下的主角们可能是文学史上</w:t>
+      </w:r>
+      <w:proofErr w:type="gramStart"/>
+      <w:r>
+        <w:rPr>
+          <w:rFonts w:hint="eastAsia"/>
+        </w:rPr>
+        <w:t>最拒绝</w:t>
+      </w:r>
+      <w:proofErr w:type="gramEnd"/>
+      <w:r>
+        <w:rPr>
+          <w:rFonts w:hint="eastAsia"/>
+        </w:rPr>
+        <w:t>的“嚎叫”的了。一方是情感的肆意宣泄，另一方却是致密的沉默，这两者选择了截然不同的道路前进，形成了无比鲜明的对照。我想真</w:t>
+      </w:r>
+      <w:proofErr w:type="gramStart"/>
+      <w:r>
+        <w:rPr>
+          <w:rFonts w:hint="eastAsia"/>
+        </w:rPr>
+        <w:t>嗣</w:t>
+      </w:r>
+      <w:proofErr w:type="gramEnd"/>
+      <w:r>
+        <w:rPr>
+          <w:rFonts w:hint="eastAsia"/>
+        </w:rPr>
+        <w:t>作为</w:t>
       </w:r>
       <w:r>
         <w:rPr>
@@ -685,11 +1160,47 @@
         </w:rPr>
         <w:t>TV</w:t>
       </w:r>
-      <w:r>
-        <w:rPr>
-          <w:rFonts w:hint="eastAsia"/>
-        </w:rPr>
-        <w:t>版最终话中真嗣脑海中所设想的世界：明日香成为了青梅竹马，绫波丽变成了笑容满面的转学生，而美里则当上他们的美丽的大姐姐老师的日常高中生活——</w:t>
+      <w:proofErr w:type="gramStart"/>
+      <w:r>
+        <w:rPr>
+          <w:rFonts w:hint="eastAsia"/>
+        </w:rPr>
+        <w:t>版最终话</w:t>
+      </w:r>
+      <w:proofErr w:type="gramEnd"/>
+      <w:r>
+        <w:rPr>
+          <w:rFonts w:hint="eastAsia"/>
+        </w:rPr>
+        <w:t>中真</w:t>
+      </w:r>
+      <w:proofErr w:type="gramStart"/>
+      <w:r>
+        <w:rPr>
+          <w:rFonts w:hint="eastAsia"/>
+        </w:rPr>
+        <w:t>嗣</w:t>
+      </w:r>
+      <w:proofErr w:type="gramEnd"/>
+      <w:r>
+        <w:rPr>
+          <w:rFonts w:hint="eastAsia"/>
+        </w:rPr>
+        <w:t>脑海中所设想的世界：明日香成为了青梅竹马，</w:t>
+      </w:r>
+      <w:proofErr w:type="gramStart"/>
+      <w:r>
+        <w:rPr>
+          <w:rFonts w:hint="eastAsia"/>
+        </w:rPr>
+        <w:t>绫波丽</w:t>
+      </w:r>
+      <w:proofErr w:type="gramEnd"/>
+      <w:r>
+        <w:rPr>
+          <w:rFonts w:hint="eastAsia"/>
+        </w:rPr>
+        <w:t>变成了笑容满面的转学生，而美里则当上他们的美丽的大姐姐老师的日常高中生活——</w:t>
       </w:r>
       <w:r>
         <w:rPr>
@@ -708,7 +1219,21 @@
         <w:rPr>
           <w:rFonts w:hint="eastAsia"/>
         </w:rPr>
-        <w:t>真嗣和卡夫卡一样都愿成为那普通人中的一员，寻找着那些非常非常普通的东西，他们的尽头其实都是极为简单的日常。但在寻找这些东西的过程中，因为困惑于不可解决的行为方式问题，无奈于无法传达出来那些情愫的交流，彼此的脸上只能露出一副怪相：忧郁、疯狂、似笑非笑的哭泣。他们在寻找，他们身心的痛苦没有让他们忘记自己，而是给他们唤起了义务，像一群绝望的狗在地上搜寻一些他们所不理解的姿态细节，这恰恰构成了生活中模糊不清的地方，而后无可挽回地失败，为了再得到一次幸福，拙劣地模仿着“普通”的人。可惜的是，虽然“嚎叫”是普通人会做的，“沉默”也是正常人的本能，但无人像他们那般极端到毁灭自我，以至于世界再度化为了不可理喻的存在。</w:t>
+        <w:t>真</w:t>
+      </w:r>
+      <w:proofErr w:type="gramStart"/>
+      <w:r>
+        <w:rPr>
+          <w:rFonts w:hint="eastAsia"/>
+        </w:rPr>
+        <w:t>嗣</w:t>
+      </w:r>
+      <w:proofErr w:type="gramEnd"/>
+      <w:r>
+        <w:rPr>
+          <w:rFonts w:hint="eastAsia"/>
+        </w:rPr>
+        <w:t>和卡夫卡一样都愿成为那普通人中的一员，寻找着那些非常非常普通的东西，他们的尽头其实都是极为简单的日常。但在寻找这些东西的过程中，因为困惑于不可解决的行为方式问题，无奈于无法传达出来那些情愫的交流，彼此的脸上只能露出一副怪相：忧郁、疯狂、似笑非笑的哭泣。他们在寻找，他们身心的痛苦没有让他们忘记自己，而是给他们唤起了义务，像一群绝望的狗在地上搜寻一些他们所不理解的姿态细节，这恰恰构成了生活中模糊不清的地方，而后无可挽回地失败，为了再得到一次幸福，拙劣地模仿着“普通”的人。可惜的是，虽然“嚎叫”是普通人会做的，“沉默”也是正常人的本能，但无人像他们那般极端到毁灭自我，以至于世界再度化为了不可理喻的存在。</w:t>
       </w:r>
     </w:p>
     <w:p>
@@ -731,7 +1256,49 @@
         <w:rPr>
           <w:rFonts w:hint="eastAsia"/>
         </w:rPr>
-        <w:t>真心为你》的最后，真嗣说自己并不希望远离那个“有人存在”的世界，虽然谈不上喜欢这个无可救药世界，但比起大家都合为一体共用一个灵魂、沉浸在精神世界的深邃现实之中，还是这个拥有无限多样性的世界比较好，还是这个事物具有具体性的世界更美丽，还是这个人类存在的世界能够让自己稍微喜欢上一点。所以卡夫卡带着那仍未被破解的寓言死去了，就连定下的遗嘱都被自己的好友所“背叛”；而真嗣超越了卡夫卡，他至少呐喊了出来（）哪怕是“大家都去死吧”这种绝望话语），“似乎”他真的为我们带来了一丝希望……</w:t>
+        <w:t>真心为你》的最后，真</w:t>
+      </w:r>
+      <w:proofErr w:type="gramStart"/>
+      <w:r>
+        <w:rPr>
+          <w:rFonts w:hint="eastAsia"/>
+        </w:rPr>
+        <w:t>嗣</w:t>
+      </w:r>
+      <w:proofErr w:type="gramEnd"/>
+      <w:r>
+        <w:rPr>
+          <w:rFonts w:hint="eastAsia"/>
+        </w:rPr>
+        <w:t>说自己并不希望远离那个“有人存在”的世界，虽然谈不上喜欢这个无可救药世界，但比起大家都合为一体共用一个灵魂、沉浸在精神世界的深邃现实之中，还是这个拥有无限多样性的世界比较好，还是这个事物具有具体性的世界更美丽，还是这个人类存在的世界能够让自己稍微喜欢上一点。所以卡夫</w:t>
+      </w:r>
+      <w:proofErr w:type="gramStart"/>
+      <w:r>
+        <w:rPr>
+          <w:rFonts w:hint="eastAsia"/>
+        </w:rPr>
+        <w:t>卡带着</w:t>
+      </w:r>
+      <w:proofErr w:type="gramEnd"/>
+      <w:r>
+        <w:rPr>
+          <w:rFonts w:hint="eastAsia"/>
+        </w:rPr>
+        <w:t>那仍未被破解的寓言死去了，就连定下的遗嘱都被自己的好友所“背叛”；而真</w:t>
+      </w:r>
+      <w:proofErr w:type="gramStart"/>
+      <w:r>
+        <w:rPr>
+          <w:rFonts w:hint="eastAsia"/>
+        </w:rPr>
+        <w:t>嗣</w:t>
+      </w:r>
+      <w:proofErr w:type="gramEnd"/>
+      <w:r>
+        <w:rPr>
+          <w:rFonts w:hint="eastAsia"/>
+        </w:rPr>
+        <w:t>超越了卡夫卡，他至少呐喊了出来（）哪怕是“大家都去死吧”这种绝望话语），“似乎”他真的为我们带来了一丝希望……</w:t>
       </w:r>
     </w:p>
     <w:p>
@@ -778,6 +1345,7 @@
         <w:rPr>
           <w:rFonts w:hint="eastAsia"/>
         </w:rPr>
+        <w:lastRenderedPageBreak/>
         <w:t>【二】</w:t>
       </w:r>
       <w:r>
@@ -841,7 +1409,63 @@
         <w:rPr>
           <w:rFonts w:hint="eastAsia"/>
         </w:rPr>
-        <w:t>同样，如果我们要谈碇真嗣这个人物，也肯定绕不开那个永远俯视他的父亲：碇源堂。</w:t>
+        <w:t>同样，如果我们要谈</w:t>
+      </w:r>
+      <w:proofErr w:type="gramStart"/>
+      <w:r>
+        <w:rPr>
+          <w:rFonts w:hint="eastAsia"/>
+        </w:rPr>
+        <w:t>碇</w:t>
+      </w:r>
+      <w:proofErr w:type="gramEnd"/>
+      <w:r>
+        <w:rPr>
+          <w:rFonts w:hint="eastAsia"/>
+        </w:rPr>
+        <w:t>真</w:t>
+      </w:r>
+      <w:proofErr w:type="gramStart"/>
+      <w:r>
+        <w:rPr>
+          <w:rFonts w:hint="eastAsia"/>
+        </w:rPr>
+        <w:t>嗣</w:t>
+      </w:r>
+      <w:proofErr w:type="gramEnd"/>
+      <w:r>
+        <w:rPr>
+          <w:rFonts w:hint="eastAsia"/>
+        </w:rPr>
+        <w:t>这个人物，也</w:t>
+      </w:r>
+      <w:proofErr w:type="gramStart"/>
+      <w:r>
+        <w:rPr>
+          <w:rFonts w:hint="eastAsia"/>
+        </w:rPr>
+        <w:t>肯定绕</w:t>
+      </w:r>
+      <w:proofErr w:type="gramEnd"/>
+      <w:r>
+        <w:rPr>
+          <w:rFonts w:hint="eastAsia"/>
+        </w:rPr>
+        <w:t>不开那个永远俯视他的父亲：</w:t>
+      </w:r>
+      <w:proofErr w:type="gramStart"/>
+      <w:r>
+        <w:rPr>
+          <w:rFonts w:hint="eastAsia"/>
+        </w:rPr>
+        <w:t>碇</w:t>
+      </w:r>
+      <w:proofErr w:type="gramEnd"/>
+      <w:r>
+        <w:rPr>
+          <w:rFonts w:hint="eastAsia"/>
+        </w:rPr>
+        <w:t>源堂。</w:t>
       </w:r>
     </w:p>
     <w:p>
@@ -864,8 +1488,16 @@
         <w:rPr>
           <w:rFonts w:hint="eastAsia"/>
         </w:rPr>
-        <w:t>来说十分重要的构成成分；所以在本小节中就来主要聊聊这两个对于真嗣</w:t>
-      </w:r>
+        <w:t>来说十分重要的构成成分；所以在本小节中就来主要聊聊这两个对于真</w:t>
+      </w:r>
+      <w:proofErr w:type="gramStart"/>
+      <w:r>
+        <w:rPr>
+          <w:rFonts w:hint="eastAsia"/>
+        </w:rPr>
+        <w:t>嗣</w:t>
+      </w:r>
+      <w:proofErr w:type="gramEnd"/>
       <w:r>
         <w:rPr>
           <w:rFonts w:hint="eastAsia"/>
@@ -876,7 +1508,49 @@
         <w:rPr>
           <w:rFonts w:hint="eastAsia"/>
         </w:rPr>
-        <w:t>卡夫卡来说相似度意外的高的主题。不过在此之前，让我们先从最表面地方面来对比一下真嗣和卡夫卡的外貌吧，本雅明是这样描述卡夫卡年幼时候的这张照片的：</w:t>
+        <w:t>卡夫卡来说相似度意外的高的主题。不过在此之前，让我们先从</w:t>
+      </w:r>
+      <w:proofErr w:type="gramStart"/>
+      <w:r>
+        <w:rPr>
+          <w:rFonts w:hint="eastAsia"/>
+        </w:rPr>
+        <w:t>最</w:t>
+      </w:r>
+      <w:proofErr w:type="gramEnd"/>
+      <w:r>
+        <w:rPr>
+          <w:rFonts w:hint="eastAsia"/>
+        </w:rPr>
+        <w:t>表面</w:t>
+      </w:r>
+      <w:proofErr w:type="gramStart"/>
+      <w:r>
+        <w:rPr>
+          <w:rFonts w:hint="eastAsia"/>
+        </w:rPr>
+        <w:t>地方面</w:t>
+      </w:r>
+      <w:proofErr w:type="gramEnd"/>
+      <w:r>
+        <w:rPr>
+          <w:rFonts w:hint="eastAsia"/>
+        </w:rPr>
+        <w:t>来对比一下真</w:t>
+      </w:r>
+      <w:proofErr w:type="gramStart"/>
+      <w:r>
+        <w:rPr>
+          <w:rFonts w:hint="eastAsia"/>
+        </w:rPr>
+        <w:t>嗣</w:t>
+      </w:r>
+      <w:proofErr w:type="gramEnd"/>
+      <w:r>
+        <w:rPr>
+          <w:rFonts w:hint="eastAsia"/>
+        </w:rPr>
+        <w:t>和卡夫卡的外貌吧，本雅明是这样描述卡夫卡年幼时候的这张照片的：</w:t>
       </w:r>
     </w:p>
     <w:p>
@@ -949,91 +1623,35 @@
           <w:i/>
           <w:iCs/>
         </w:rPr>
-        <w:t>“我见过一张卡夫卡童年时期的照片，在这个‘可怜短暂的童年’里一张罕见的感人的肖像。或许，它是在十九世纪一张照相馆里拍的，画面上有垂帘和棕榈树，挂毯和画架，这位男孩被放在一个相似暖房的背景之中，传一套紧身的、带有许多边饰的、几乎令人发窘的儿童套装。棕榈叶在背景中隐约可见。而且，仿佛是为了使这种饰有挂毯和热带风景更加干热和湿热，那位模特儿左手拿一顶超大号的、宽边的西班牙帽。那双</w:t>
-      </w:r>
-      <w:r>
-        <w:rPr>
-          <w:rFonts w:hint="eastAsia"/>
-          <w:b/>
-          <w:bCs/>
+        <w:t>“我见过一张卡夫卡童年时期的照片，在这个‘可怜短暂的童年’里一张罕见的感人的肖像。或许，它是在十九世纪一张照相馆里拍的，画面上有垂帘和棕榈树，挂毯和画架，这位男孩被放在一个相似暖房的背景之中，传一套紧身的、带有许多边饰的、几乎令人发窘的儿童套装。棕榈叶在背景中隐约可见。而且，仿佛是为了使这种饰有挂毯和热带风景更加干热和湿热，那位模特儿左手拿</w:t>
+      </w:r>
+      <w:proofErr w:type="gramStart"/>
+      <w:r>
+        <w:rPr>
+          <w:rFonts w:hint="eastAsia"/>
           <w:i/>
           <w:iCs/>
         </w:rPr>
-        <w:t>无限悲哀的眼睛</w:t>
-      </w:r>
+        <w:t>一</w:t>
+      </w:r>
+      <w:proofErr w:type="gramEnd"/>
       <w:r>
         <w:rPr>
           <w:rFonts w:hint="eastAsia"/>
           <w:i/>
           <w:iCs/>
         </w:rPr>
-        <w:t>支配着事先为这双眼睛准备好的风景，而一只大耳的轮廓看上去似乎在倾听各种声音。”</w:t>
-      </w:r>
-    </w:p>
-    <w:p>
-      <w:pPr>
-        <w:ind w:firstLineChars="200" w:firstLine="420"/>
-      </w:pPr>
-    </w:p>
-    <w:p>
-      <w:pPr>
-        <w:ind w:firstLineChars="200" w:firstLine="420"/>
-      </w:pPr>
-      <w:r>
-        <w:rPr>
-          <w:rFonts w:hint="eastAsia"/>
-        </w:rPr>
-        <w:t>不合时宜的背景，无限悲哀的双眼，妄图倾听各种声音的耳朵，这似乎与真嗣初登场时情景完全重合了。我知道这可能只是某种巧合，但这两位不幸的天使拥有着同样受压抑的童年似乎是那么的理所当然：真嗣和卡夫卡对他们的父亲都充满着恐惧，在提到父亲时，他们形象总是特别可怜，没有热情，语言中也充满着懦弱和踌躇，失去了真正的火花。他有时候虽然崇拜着父亲，但我们很难从他们的言行中看出他们真的爱着自己父亲。</w:t>
-      </w:r>
-    </w:p>
-    <w:p>
-      <w:pPr>
-        <w:ind w:firstLineChars="200" w:firstLine="420"/>
-      </w:pPr>
-      <w:r>
-        <w:rPr>
-          <w:rFonts w:hint="eastAsia"/>
-        </w:rPr>
-        <w:t>卡夫卡写给父亲的信中有这样一幕让我印象深刻：他讲述自己又一次半夜出于某种孩子气的目的不停地找父亲要水喝，而父亲终于忍耐不了而将他从床上拽起来，抱到阳台上关紧门，而让他独自穿着衬衣在那呆了一阵子。于是乎，虽然既没有使用暴力，又没有诉之言语，但一个于心中渐渐膨胀的终极创伤形成了——以至于很多年以后，他还是会经常惊恐地想象这个场面：</w:t>
-      </w:r>
-      <w:r>
-        <w:rPr>
-          <w:rFonts w:hint="eastAsia"/>
-          <w:b/>
-          <w:bCs/>
-        </w:rPr>
-        <w:t>“那个巨大的人，我的父亲，审判我的法庭，会几乎毫无理由地向我走来，在夜里把我抱到阳台上去，而我在他眼里就是这么无足轻重。”</w:t>
-      </w:r>
-    </w:p>
-    <w:p>
-      <w:pPr>
-        <w:ind w:firstLineChars="200" w:firstLine="420"/>
-      </w:pPr>
-      <w:r>
-        <w:rPr>
-          <w:rFonts w:hint="eastAsia"/>
-        </w:rPr>
-        <w:t>正因为这种童年时期的遭遇，对他性格的忧郁、悲观，对他今后创作中出现的绝望、孤独、苦闷的阴霾无疑有很大影响。我们能从卡夫卡的许多中看到父亲这一庞大的黑色阴影的存在，而其中最著名的例子便是《判决》这部十分有卡夫卡个人风格的短篇小说（</w:t>
-      </w:r>
-      <w:r>
-        <w:rPr>
-          <w:rFonts w:hint="eastAsia"/>
-        </w:rPr>
-        <w:t>PS</w:t>
-      </w:r>
-      <w:r>
-        <w:rPr>
-          <w:rFonts w:hint="eastAsia"/>
-        </w:rPr>
-        <w:t>：本文后面还将提及卡夫卡的另一部长篇小说《审判》，一般也翻译为《诉讼》，两者名字相似要注意区别），包含着痛苦、死亡、宗教原罪的问题，下面直接引用百科中关于本作的剧情简介：</w:t>
-      </w:r>
-      <w:r>
-        <w:rPr>
-          <w:rFonts w:hint="eastAsia"/>
+        <w:t>顶超大号的、宽边的西班牙帽。那双</w:t>
+      </w:r>
+      <w:r>
+        <w:rPr>
+          <w:rFonts w:hint="eastAsia"/>
+          <w:b/>
+          <w:bCs/>
           <w:i/>
           <w:iCs/>
         </w:rPr>
-        <w:t>年轻的商人格奥尔格·本德曼想通过写信的方式，将自己将要订婚的消息告诉远在俄国的朋友。然而，当他带着写好的信来到父亲的房间，并征求父亲的意见的时候，发生了让他意想不到的事情，他的父亲不相信他有这样的朋友，并与儿子发生争吵。格奥尔格在颇感尴尬的之后将话题转向关心父亲的身体上，同时，他帮父亲脱掉了身上的外衣，将他抱到床上，并帮他盖好了被子。谁知此时，他的父亲大怒，道出事情的真相，原来父亲对俄罗斯的朋友了如指掌，并且父亲就是他在这里的代表。在儿子即将崩溃的时候，他的父亲判决儿子投河淹死。儿子——格奥尔格无法忍受精神上的压力，立刻飞奔到河边投河而亡。</w:t>
+        <w:t>无限悲哀的眼睛</w:t>
       </w:r>
       <w:r>
         <w:rPr>
@@ -1041,6 +1659,137 @@
           <w:i/>
           <w:iCs/>
         </w:rPr>
+        <w:t>支配着事先为这双眼睛准备好的风景，而一只大耳的轮廓看上去似乎在倾听各种声音。”</w:t>
+      </w:r>
+    </w:p>
+    <w:p>
+      <w:pPr>
+        <w:ind w:firstLineChars="200" w:firstLine="420"/>
+      </w:pPr>
+    </w:p>
+    <w:p>
+      <w:pPr>
+        <w:ind w:firstLineChars="200" w:firstLine="420"/>
+      </w:pPr>
+      <w:r>
+        <w:rPr>
+          <w:rFonts w:hint="eastAsia"/>
+        </w:rPr>
+        <w:lastRenderedPageBreak/>
+        <w:t>不合时宜的背景，无限悲哀的双眼，妄图倾听各种声音的耳朵，这似乎与真</w:t>
+      </w:r>
+      <w:proofErr w:type="gramStart"/>
+      <w:r>
+        <w:rPr>
+          <w:rFonts w:hint="eastAsia"/>
+        </w:rPr>
+        <w:t>嗣</w:t>
+      </w:r>
+      <w:proofErr w:type="gramEnd"/>
+      <w:r>
+        <w:rPr>
+          <w:rFonts w:hint="eastAsia"/>
+        </w:rPr>
+        <w:t>初登场时情景完全重合了。我知道这可能只是某种巧合，但这两位不幸的天使拥有着同样受压抑的童年似乎是那么的理所当然：真</w:t>
+      </w:r>
+      <w:proofErr w:type="gramStart"/>
+      <w:r>
+        <w:rPr>
+          <w:rFonts w:hint="eastAsia"/>
+        </w:rPr>
+        <w:t>嗣</w:t>
+      </w:r>
+      <w:proofErr w:type="gramEnd"/>
+      <w:r>
+        <w:rPr>
+          <w:rFonts w:hint="eastAsia"/>
+        </w:rPr>
+        <w:t>和卡夫卡对他们的父亲都充满着恐惧，在提到父亲时，他们形象总是特别可怜，没有热情，语言中也充满着懦弱和踌躇，失去了真正的火花。他有时候虽然崇拜着父亲，但我们很难从他们的言行中看出他们真的爱着自己父亲。</w:t>
+      </w:r>
+    </w:p>
+    <w:p>
+      <w:pPr>
+        <w:ind w:firstLineChars="200" w:firstLine="420"/>
+      </w:pPr>
+      <w:r>
+        <w:rPr>
+          <w:rFonts w:hint="eastAsia"/>
+        </w:rPr>
+        <w:t>卡夫卡写给父亲的信中有这样一幕让我印象深刻：他讲述自己又一次半夜出于某种孩子气的目的不停地找父亲要水喝，而父亲终于忍耐不了而将他从床上拽起来，抱到阳台上关紧门，而让他独自穿着衬衣</w:t>
+      </w:r>
+      <w:proofErr w:type="gramStart"/>
+      <w:r>
+        <w:rPr>
+          <w:rFonts w:hint="eastAsia"/>
+        </w:rPr>
+        <w:t>在那呆了</w:t>
+      </w:r>
+      <w:proofErr w:type="gramEnd"/>
+      <w:r>
+        <w:rPr>
+          <w:rFonts w:hint="eastAsia"/>
+        </w:rPr>
+        <w:t>一阵子。于是乎，虽然既没有使用暴力，又没有诉之言语，但一个于心中渐渐膨胀的终极创伤形成了——以至于很多年以后，他还是会经常惊恐地想象这个场面：</w:t>
+      </w:r>
+      <w:r>
+        <w:rPr>
+          <w:rFonts w:hint="eastAsia"/>
+          <w:b/>
+          <w:bCs/>
+        </w:rPr>
+        <w:t>“那个巨大的人，我的父亲，审判我的法庭，会几乎毫无理由地向我走来，在夜里把我抱到阳台上去，而我在他眼里就是这么无足轻重。”</w:t>
+      </w:r>
+    </w:p>
+    <w:p>
+      <w:pPr>
+        <w:ind w:firstLineChars="200" w:firstLine="420"/>
+      </w:pPr>
+      <w:r>
+        <w:rPr>
+          <w:rFonts w:hint="eastAsia"/>
+        </w:rPr>
+        <w:t>正因为这种童年时期的遭遇，对他性格的忧郁、悲观，对他今后创作中出现的绝望、孤独、苦闷的阴霾无疑有很大影响。我们能从卡夫卡的许多中看到父亲这一庞大的黑色阴影的存在，而其中最著名的例子便是《判决》这部十分有卡夫卡个人风格的短篇小说（</w:t>
+      </w:r>
+      <w:r>
+        <w:rPr>
+          <w:rFonts w:hint="eastAsia"/>
+        </w:rPr>
+        <w:t>PS</w:t>
+      </w:r>
+      <w:r>
+        <w:rPr>
+          <w:rFonts w:hint="eastAsia"/>
+        </w:rPr>
+        <w:t>：本文后面还将提及卡夫卡的另一部长篇小说《审判》，一般也翻译为《诉讼》，两者名字</w:t>
+      </w:r>
+      <w:proofErr w:type="gramStart"/>
+      <w:r>
+        <w:rPr>
+          <w:rFonts w:hint="eastAsia"/>
+        </w:rPr>
+        <w:t>相似要</w:t>
+      </w:r>
+      <w:proofErr w:type="gramEnd"/>
+      <w:r>
+        <w:rPr>
+          <w:rFonts w:hint="eastAsia"/>
+        </w:rPr>
+        <w:t>注意区别），包含着痛苦、死亡、宗教原罪的问题，下面直接引用百科中关于本作的剧情简介：</w:t>
+      </w:r>
+      <w:r>
+        <w:rPr>
+          <w:rFonts w:hint="eastAsia"/>
+          <w:i/>
+          <w:iCs/>
+        </w:rPr>
+        <w:t>年轻的商人格奥尔格·本德曼想通过写信的方式，将自己将要订婚的消息告诉远在俄国的朋友。然而，当他带着写好的信来到父亲的房间，并征求父亲的意见的时候，发生了让他意想不到的事情，他的父亲不相信他有这样的朋友，并与儿子发生争吵。格奥尔格在颇感尴尬的之后将话题转向关心父亲的身体上，同时，他帮父亲脱掉了身上的外衣，将他抱到床上，并帮他盖好了被子。谁知此时，他的父亲大怒，道出事情的真相，原来父亲对俄罗斯的朋友了如指掌，并且父亲就是他在这里的代表。在儿子即将崩溃的时候，他的父亲判决儿子投河淹死。儿子——格奥尔格无法忍受精神上的压力，立刻飞奔到河边投河而亡。</w:t>
+      </w:r>
+      <w:r>
+        <w:rPr>
+          <w:rFonts w:hint="eastAsia"/>
+          <w:i/>
+          <w:iCs/>
+        </w:rPr>
         <w:t xml:space="preserve"> </w:t>
       </w:r>
       <w:r>
@@ -1054,19 +1803,38 @@
       <w:pPr>
         <w:ind w:firstLineChars="200" w:firstLine="420"/>
       </w:pPr>
-      <w:r>
-        <w:rPr>
-          <w:rFonts w:hint="eastAsia"/>
-        </w:rPr>
-        <w:t>弗洛姆在《爱的艺术》中说：“父亲虽然不代表自然世界，却代表着人类生存的另一个极端：即代表思想的世界，人所创造的法律、秩序和纪律等事物的世界。”毫无疑问，卡夫卡的父亲成功扮演了这样的角色（这个法律的适用者仅限于卡夫卡一人），而碇源堂也出色地完成了自己作为父亲的所代表的含义。</w:t>
-      </w:r>
-    </w:p>
-    <w:p>
-      <w:pPr>
-        <w:ind w:firstLineChars="200" w:firstLine="420"/>
-        <w:rPr>
-          <w:rFonts w:hint="eastAsia"/>
-        </w:rPr>
+      <w:proofErr w:type="gramStart"/>
+      <w:r>
+        <w:rPr>
+          <w:rFonts w:hint="eastAsia"/>
+        </w:rPr>
+        <w:t>弗洛姆</w:t>
+      </w:r>
+      <w:proofErr w:type="gramEnd"/>
+      <w:r>
+        <w:rPr>
+          <w:rFonts w:hint="eastAsia"/>
+        </w:rPr>
+        <w:t>在《爱的艺术》中说：“父亲虽然不代表自然世界，却代表着人类生存的另一个极端：即代表思想的世界，人所创造的法律、秩序和纪律等事物的世界。”毫无疑问，卡夫卡的父亲成功扮演了这样的角色（这个法律的适用者仅限于卡夫卡一人），而</w:t>
+      </w:r>
+      <w:proofErr w:type="gramStart"/>
+      <w:r>
+        <w:rPr>
+          <w:rFonts w:hint="eastAsia"/>
+        </w:rPr>
+        <w:t>碇源堂</w:t>
+      </w:r>
+      <w:proofErr w:type="gramEnd"/>
+      <w:r>
+        <w:rPr>
+          <w:rFonts w:hint="eastAsia"/>
+        </w:rPr>
+        <w:t>也出色地完成了自己作为父亲的所代表的含义。</w:t>
+      </w:r>
+    </w:p>
+    <w:p>
+      <w:pPr>
+        <w:ind w:firstLineChars="200" w:firstLine="420"/>
       </w:pPr>
       <w:r>
         <w:rPr>
@@ -1132,7 +1900,35 @@
         <w:rPr>
           <w:rFonts w:hint="eastAsia"/>
         </w:rPr>
-        <w:t>与卡夫卡和他父亲一样，真嗣身材又瘦、又弱、又细，而碇源堂又壮、又高、又宽，两者之间形成强烈而鲜明的对比。在《</w:t>
+        <w:t>与卡夫卡和他父亲一样，真</w:t>
+      </w:r>
+      <w:proofErr w:type="gramStart"/>
+      <w:r>
+        <w:rPr>
+          <w:rFonts w:hint="eastAsia"/>
+        </w:rPr>
+        <w:t>嗣</w:t>
+      </w:r>
+      <w:proofErr w:type="gramEnd"/>
+      <w:r>
+        <w:rPr>
+          <w:rFonts w:hint="eastAsia"/>
+        </w:rPr>
+        <w:t>身材又瘦、又弱、又细，而</w:t>
+      </w:r>
+      <w:proofErr w:type="gramStart"/>
+      <w:r>
+        <w:rPr>
+          <w:rFonts w:hint="eastAsia"/>
+        </w:rPr>
+        <w:t>碇源堂</w:t>
+      </w:r>
+      <w:proofErr w:type="gramEnd"/>
+      <w:r>
+        <w:rPr>
+          <w:rFonts w:hint="eastAsia"/>
+        </w:rPr>
+        <w:t>又壮、又高、又宽，两者之间形成强烈而鲜明的对比。在《</w:t>
       </w:r>
       <w:r>
         <w:rPr>
@@ -1144,18 +1940,172 @@
         <w:rPr>
           <w:rFonts w:hint="eastAsia"/>
         </w:rPr>
-        <w:t>》中我们可以很明显注意到碇源堂近乎始终以俯视的角度望向真嗣，高高在上的绝对权威从故事的开始就已树立，无论是在搭乘初号机战斗，或是被切换到傀儡系统等情节，真嗣一次也没能真正逃离过父亲的掌控。但是，父亲一方面象征着权威、力量、尊严，另一方面又显得高深莫测令人恐惧，只要碇源堂的存在，碇真嗣永远只是一个孩子：当真嗣开始做一件碇源堂不喜欢的事时，就会被各种失败直接或间接地威胁，由于对父亲的敬畏是如此之甚，懦弱与服从成了无法遏制的事。他失去了做自己的事的自信，动摇不定，困惑不已，原以为自己能够已经成为独当一面的男子汉，却总是被拿出能够证明自己无价值的材料——碇源堂的存在，无可挽回地构成了真嗣悲剧灵魂的重要一部分。</w:t>
-      </w:r>
-    </w:p>
-    <w:p>
-      <w:pPr>
-        <w:ind w:firstLineChars="200" w:firstLine="420"/>
-      </w:pPr>
-      <w:r>
-        <w:rPr>
-          <w:rFonts w:hint="eastAsia"/>
-        </w:rPr>
-        <w:t>父亲们对儿子们的压迫是一方面，但另一方面引起这种崩坏的的原因在于父亲们对待其他的人并不是如此：</w:t>
+        <w:t>》中我们可以很明显注意到</w:t>
+      </w:r>
+      <w:proofErr w:type="gramStart"/>
+      <w:r>
+        <w:rPr>
+          <w:rFonts w:hint="eastAsia"/>
+        </w:rPr>
+        <w:t>碇源堂</w:t>
+      </w:r>
+      <w:proofErr w:type="gramEnd"/>
+      <w:r>
+        <w:rPr>
+          <w:rFonts w:hint="eastAsia"/>
+        </w:rPr>
+        <w:t>近乎始终以俯视的角度望向真嗣，高高在上的绝对权威从故事的开始就已树立，无论是在</w:t>
+      </w:r>
+      <w:proofErr w:type="gramStart"/>
+      <w:r>
+        <w:rPr>
+          <w:rFonts w:hint="eastAsia"/>
+        </w:rPr>
+        <w:t>搭乘初号机</w:t>
+      </w:r>
+      <w:proofErr w:type="gramEnd"/>
+      <w:r>
+        <w:rPr>
+          <w:rFonts w:hint="eastAsia"/>
+        </w:rPr>
+        <w:t>战斗，或是被切换到傀儡系统等情节，真</w:t>
+      </w:r>
+      <w:proofErr w:type="gramStart"/>
+      <w:r>
+        <w:rPr>
+          <w:rFonts w:hint="eastAsia"/>
+        </w:rPr>
+        <w:t>嗣</w:t>
+      </w:r>
+      <w:proofErr w:type="gramEnd"/>
+      <w:r>
+        <w:rPr>
+          <w:rFonts w:hint="eastAsia"/>
+        </w:rPr>
+        <w:t>一次也没能真正逃离过父亲的掌控。但是，父亲一方面象征着权威、力量、尊严，另一方面又显得高深莫测令人恐惧，只要</w:t>
+      </w:r>
+      <w:proofErr w:type="gramStart"/>
+      <w:r>
+        <w:rPr>
+          <w:rFonts w:hint="eastAsia"/>
+        </w:rPr>
+        <w:t>碇源堂</w:t>
+      </w:r>
+      <w:proofErr w:type="gramEnd"/>
+      <w:r>
+        <w:rPr>
+          <w:rFonts w:hint="eastAsia"/>
+        </w:rPr>
+        <w:t>的存在，</w:t>
+      </w:r>
+      <w:proofErr w:type="gramStart"/>
+      <w:r>
+        <w:rPr>
+          <w:rFonts w:hint="eastAsia"/>
+        </w:rPr>
+        <w:t>碇</w:t>
+      </w:r>
+      <w:proofErr w:type="gramEnd"/>
+      <w:r>
+        <w:rPr>
+          <w:rFonts w:hint="eastAsia"/>
+        </w:rPr>
+        <w:t>真</w:t>
+      </w:r>
+      <w:proofErr w:type="gramStart"/>
+      <w:r>
+        <w:rPr>
+          <w:rFonts w:hint="eastAsia"/>
+        </w:rPr>
+        <w:t>嗣</w:t>
+      </w:r>
+      <w:proofErr w:type="gramEnd"/>
+      <w:r>
+        <w:rPr>
+          <w:rFonts w:hint="eastAsia"/>
+        </w:rPr>
+        <w:t>永远只是一个孩子：当真</w:t>
+      </w:r>
+      <w:proofErr w:type="gramStart"/>
+      <w:r>
+        <w:rPr>
+          <w:rFonts w:hint="eastAsia"/>
+        </w:rPr>
+        <w:t>嗣</w:t>
+      </w:r>
+      <w:proofErr w:type="gramEnd"/>
+      <w:r>
+        <w:rPr>
+          <w:rFonts w:hint="eastAsia"/>
+        </w:rPr>
+        <w:t>开始做一件</w:t>
+      </w:r>
+      <w:proofErr w:type="gramStart"/>
+      <w:r>
+        <w:rPr>
+          <w:rFonts w:hint="eastAsia"/>
+        </w:rPr>
+        <w:t>碇源堂</w:t>
+      </w:r>
+      <w:proofErr w:type="gramEnd"/>
+      <w:r>
+        <w:rPr>
+          <w:rFonts w:hint="eastAsia"/>
+        </w:rPr>
+        <w:t>不喜欢的事时，就会被各种失败直接或间接地威胁，由于对父亲的敬畏是如此之甚，懦弱与服从成了无法遏制的事。他失去了做自己的事的自信，动摇不定，困惑不已，原以为自己能够已经成为独当一面的男子汉，却总是被拿出能够证明自己无价值的材料——</w:t>
+      </w:r>
+      <w:proofErr w:type="gramStart"/>
+      <w:r>
+        <w:rPr>
+          <w:rFonts w:hint="eastAsia"/>
+        </w:rPr>
+        <w:t>碇源堂</w:t>
+      </w:r>
+      <w:proofErr w:type="gramEnd"/>
+      <w:r>
+        <w:rPr>
+          <w:rFonts w:hint="eastAsia"/>
+        </w:rPr>
+        <w:t>的存在，无可挽回地构成了真</w:t>
+      </w:r>
+      <w:proofErr w:type="gramStart"/>
+      <w:r>
+        <w:rPr>
+          <w:rFonts w:hint="eastAsia"/>
+        </w:rPr>
+        <w:t>嗣</w:t>
+      </w:r>
+      <w:proofErr w:type="gramEnd"/>
+      <w:r>
+        <w:rPr>
+          <w:rFonts w:hint="eastAsia"/>
+        </w:rPr>
+        <w:t>悲剧灵魂的重要一部分。</w:t>
+      </w:r>
+    </w:p>
+    <w:p>
+      <w:pPr>
+        <w:ind w:firstLineChars="200" w:firstLine="420"/>
+      </w:pPr>
+      <w:r>
+        <w:rPr>
+          <w:rFonts w:hint="eastAsia"/>
+        </w:rPr>
+        <w:t>父亲们对儿子们的压迫是一方面，但另一方面引起这种崩坏的</w:t>
+      </w:r>
+      <w:proofErr w:type="gramStart"/>
+      <w:r>
+        <w:rPr>
+          <w:rFonts w:hint="eastAsia"/>
+        </w:rPr>
+        <w:t>的</w:t>
+      </w:r>
+      <w:proofErr w:type="gramEnd"/>
+      <w:r>
+        <w:rPr>
+          <w:rFonts w:hint="eastAsia"/>
+        </w:rPr>
+        <w:t>原因在于父亲们对待其他的人并不是如此：</w:t>
       </w:r>
       <w:r>
         <w:rPr>
@@ -1181,7 +2131,77 @@
         <w:rPr>
           <w:rFonts w:hint="eastAsia"/>
         </w:rPr>
-        <w:t>》中首先看到碇源堂露出罕见亲切微笑的场景，他面对的对象是绫波丽，两人有说有笑的画面给真嗣留下无比深刻的印象（我知道这里在精神分析里有专门的术语名词解释，毕竟绫波丽某种意义上就是真嗣的母亲嘛，但因为本人才疏学浅就</w:t>
+        <w:t>》中首先看到</w:t>
+      </w:r>
+      <w:proofErr w:type="gramStart"/>
+      <w:r>
+        <w:rPr>
+          <w:rFonts w:hint="eastAsia"/>
+        </w:rPr>
+        <w:t>碇源堂</w:t>
+      </w:r>
+      <w:proofErr w:type="gramEnd"/>
+      <w:r>
+        <w:rPr>
+          <w:rFonts w:hint="eastAsia"/>
+        </w:rPr>
+        <w:t>露出罕见亲切微笑的场景，他面对的对象</w:t>
+      </w:r>
+      <w:proofErr w:type="gramStart"/>
+      <w:r>
+        <w:rPr>
+          <w:rFonts w:hint="eastAsia"/>
+        </w:rPr>
+        <w:t>是绫波丽</w:t>
+      </w:r>
+      <w:proofErr w:type="gramEnd"/>
+      <w:r>
+        <w:rPr>
+          <w:rFonts w:hint="eastAsia"/>
+        </w:rPr>
+        <w:t>，两人有说有笑的画面给真</w:t>
+      </w:r>
+      <w:proofErr w:type="gramStart"/>
+      <w:r>
+        <w:rPr>
+          <w:rFonts w:hint="eastAsia"/>
+        </w:rPr>
+        <w:t>嗣</w:t>
+      </w:r>
+      <w:proofErr w:type="gramEnd"/>
+      <w:r>
+        <w:rPr>
+          <w:rFonts w:hint="eastAsia"/>
+        </w:rPr>
+        <w:t>留下无比深刻的印象（我知道这里在精神分析里有专门的术语名词解释，毕竟</w:t>
+      </w:r>
+      <w:proofErr w:type="gramStart"/>
+      <w:r>
+        <w:rPr>
+          <w:rFonts w:hint="eastAsia"/>
+        </w:rPr>
+        <w:t>绫波丽某种</w:t>
+      </w:r>
+      <w:proofErr w:type="gramEnd"/>
+      <w:r>
+        <w:rPr>
+          <w:rFonts w:hint="eastAsia"/>
+        </w:rPr>
+        <w:t>意义上就是真</w:t>
+      </w:r>
+      <w:proofErr w:type="gramStart"/>
+      <w:r>
+        <w:rPr>
+          <w:rFonts w:hint="eastAsia"/>
+        </w:rPr>
+        <w:t>嗣</w:t>
+      </w:r>
+      <w:proofErr w:type="gramEnd"/>
+      <w:r>
+        <w:rPr>
+          <w:rFonts w:hint="eastAsia"/>
+        </w:rPr>
+        <w:t>的母亲嘛，但因为本人才疏学浅就</w:t>
       </w:r>
       <w:r>
         <w:rPr>
@@ -1200,18 +2220,60 @@
         <w:rPr>
           <w:rFonts w:hint="eastAsia"/>
         </w:rPr>
-        <w:t>）。如果父亲至始至终对所有人都是那副不屑一顾的模样，我想无论是真嗣或卡夫卡或许会产生一种“父亲本身就是如此，这也是没办法的事”的侥幸想法；可事实便是如此残酷，父亲唯独再也不给自己展露笑容，而二者也无法在缺乏父亲关怀的情况下求助于母爱，因为卡夫卡的母亲也基本是完全受父亲控制的，而真嗣的母亲甚至已经“离世”。</w:t>
-      </w:r>
-    </w:p>
-    <w:p>
-      <w:pPr>
-        <w:ind w:firstLineChars="200" w:firstLine="420"/>
-      </w:pPr>
-      <w:r>
-        <w:rPr>
-          <w:rFonts w:hint="eastAsia"/>
-        </w:rPr>
-        <w:t>在这，我想就碇源堂和赫尔曼·卡夫卡两人扮演的角色作一番相似的诠释，这也涉及到《</w:t>
+        <w:t>）。如果父亲至始至终对所有人都是那副不屑一顾的模样，我想无论是真</w:t>
+      </w:r>
+      <w:proofErr w:type="gramStart"/>
+      <w:r>
+        <w:rPr>
+          <w:rFonts w:hint="eastAsia"/>
+        </w:rPr>
+        <w:t>嗣</w:t>
+      </w:r>
+      <w:proofErr w:type="gramEnd"/>
+      <w:r>
+        <w:rPr>
+          <w:rFonts w:hint="eastAsia"/>
+        </w:rPr>
+        <w:t>或卡夫卡或许会产生一种“父亲本身就是如此，这也是没办法的事”的侥幸想法；可事实便是如此残酷，父亲唯独再也不给自己展露笑容，而二者也无法在缺乏父亲关怀的情况下求助于母爱，因为卡夫卡的母亲也基本是完全受父亲控制的，而真</w:t>
+      </w:r>
+      <w:proofErr w:type="gramStart"/>
+      <w:r>
+        <w:rPr>
+          <w:rFonts w:hint="eastAsia"/>
+        </w:rPr>
+        <w:t>嗣</w:t>
+      </w:r>
+      <w:proofErr w:type="gramEnd"/>
+      <w:r>
+        <w:rPr>
+          <w:rFonts w:hint="eastAsia"/>
+        </w:rPr>
+        <w:t>的母亲甚至已经“离世”。</w:t>
+      </w:r>
+    </w:p>
+    <w:p>
+      <w:pPr>
+        <w:ind w:firstLineChars="200" w:firstLine="420"/>
+      </w:pPr>
+      <w:r>
+        <w:rPr>
+          <w:rFonts w:hint="eastAsia"/>
+        </w:rPr>
+        <w:t>在这，我想就</w:t>
+      </w:r>
+      <w:proofErr w:type="gramStart"/>
+      <w:r>
+        <w:rPr>
+          <w:rFonts w:hint="eastAsia"/>
+        </w:rPr>
+        <w:t>碇源堂</w:t>
+      </w:r>
+      <w:proofErr w:type="gramEnd"/>
+      <w:r>
+        <w:rPr>
+          <w:rFonts w:hint="eastAsia"/>
+        </w:rPr>
+        <w:t>和赫尔曼·卡夫卡两人扮演的角色作一番相似的诠释，这也涉及到《</w:t>
       </w:r>
       <w:r>
         <w:rPr>
@@ -1223,7 +2285,77 @@
         <w:rPr>
           <w:rFonts w:hint="eastAsia"/>
         </w:rPr>
-        <w:t>》中的另一个主题“宗教”。我们还是从碇真嗣本人出发，“真嗣”这个名字拥有“神之子”的含义，而他的父亲“源堂”也有着“道”（上帝）的含义，这是本作中最为明显的宗教隐喻之一：相对于犹太民族来说，上帝未尝不是过分强大？卡夫卡也曾表达过父亲的话语对他来说就是神的旨意，我们可以发现这两人其实是共用了一个父亲的神话，即父亲的原型实际上是上帝原型。上帝至高无上，时刻威胁着人，限制着人，人又无法离开他，在两位主角心中它既可敬又可畏，不能逃避也无法企及，令人不可理解又不能理解人，所以他作为犹太族的希望并不会直接赠与，而是一切都要靠他们自己努力奋斗——很多时候两位父亲真的就是这么对待他们可怜的儿子的，可能要说上帝真的爱着世人的话，这也是一种居高临下怜悯的爱，而很难将其归于亲情。事实上，碇源渡在剧情中本身的目的之一就是成为神，这也从侧面提高了这种隐喻的可信度，但随着剧情的推进接近尾声，似乎碇源堂也改变了，似乎他也为自己对真嗣的态度感到抱歉，赫尔曼·卡夫卡似乎也从儿子的那封生前未寄出的信中明白了些什么：于是上帝从一个专制的部落首领形象变成了一个“慈爱”的父亲，一个受他自己立下原则约束的父亲，这一切就像是宗教中上帝的发展历史，只不过它的转变来的如此突然，令人猝不及防就已经被宣告“上帝已死”。</w:t>
+        <w:t>》中的另一个主题“宗教”。我们还是从</w:t>
+      </w:r>
+      <w:proofErr w:type="gramStart"/>
+      <w:r>
+        <w:rPr>
+          <w:rFonts w:hint="eastAsia"/>
+        </w:rPr>
+        <w:t>碇</w:t>
+      </w:r>
+      <w:proofErr w:type="gramEnd"/>
+      <w:r>
+        <w:rPr>
+          <w:rFonts w:hint="eastAsia"/>
+        </w:rPr>
+        <w:t>真</w:t>
+      </w:r>
+      <w:proofErr w:type="gramStart"/>
+      <w:r>
+        <w:rPr>
+          <w:rFonts w:hint="eastAsia"/>
+        </w:rPr>
+        <w:t>嗣</w:t>
+      </w:r>
+      <w:proofErr w:type="gramEnd"/>
+      <w:r>
+        <w:rPr>
+          <w:rFonts w:hint="eastAsia"/>
+        </w:rPr>
+        <w:t>本人出发，“真嗣”这个名字拥有“神之子”的含义，而他的父亲“源堂”也有着“道”（上帝）的含义，这是本作中最为明显的宗教隐喻之一：相对于犹太民族来说，上帝未尝不是过分强大？卡夫卡也曾表达过父亲的话语对他来说就是神的旨意，我们可以发现这两人其实是共用了一个父亲的神话，即父亲的原型实际上是上帝原型。上帝至高无上，时刻威胁着人，限制着人，人又无法离开他，在两位主角心中它既可敬又可畏，不能逃避也无法企及，令人不可理解又不能理解人，所以他作为犹太族的希望并不会直接赠与，而是一切都要靠他们自己努力奋斗——很多时候两位父亲真的就是这么对待他们可怜的儿子的，可能要说上帝真的爱着世人的话，这也是一种居高临下怜悯的爱，而很难将其归于亲情。事实上，</w:t>
+      </w:r>
+      <w:proofErr w:type="gramStart"/>
+      <w:r>
+        <w:rPr>
+          <w:rFonts w:hint="eastAsia"/>
+        </w:rPr>
+        <w:t>碇源渡</w:t>
+      </w:r>
+      <w:proofErr w:type="gramEnd"/>
+      <w:r>
+        <w:rPr>
+          <w:rFonts w:hint="eastAsia"/>
+        </w:rPr>
+        <w:t>在剧情中本身的目的之一就是成为神，这也从侧面提高了这种隐喻的可信度，但随着剧情的推进接近尾声，似乎</w:t>
+      </w:r>
+      <w:proofErr w:type="gramStart"/>
+      <w:r>
+        <w:rPr>
+          <w:rFonts w:hint="eastAsia"/>
+        </w:rPr>
+        <w:t>碇源堂</w:t>
+      </w:r>
+      <w:proofErr w:type="gramEnd"/>
+      <w:r>
+        <w:rPr>
+          <w:rFonts w:hint="eastAsia"/>
+        </w:rPr>
+        <w:t>也改变了，似乎他也为自己对真</w:t>
+      </w:r>
+      <w:proofErr w:type="gramStart"/>
+      <w:r>
+        <w:rPr>
+          <w:rFonts w:hint="eastAsia"/>
+        </w:rPr>
+        <w:t>嗣</w:t>
+      </w:r>
+      <w:proofErr w:type="gramEnd"/>
+      <w:r>
+        <w:rPr>
+          <w:rFonts w:hint="eastAsia"/>
+        </w:rPr>
+        <w:t>的态度感到抱歉，赫尔曼·卡夫卡似乎也从儿子的那封生前未寄出的信中明白了些什么：于是上帝从一个专制的部落首领形象变成了一个“慈爱”的父亲，一个受他自己立下原则约束的父亲，这一切就像是宗教中上帝的发展历史，只不过它的转变来的如此突然，令人猝不及防就已经被宣告“上帝已死”。</w:t>
       </w:r>
     </w:p>
     <w:p>
@@ -1276,7 +2408,21 @@
         <w:rPr>
           <w:rFonts w:hint="eastAsia"/>
         </w:rPr>
-        <w:t>实际上本作里的很多宗教隐喻完全就是批了个外皮，比方说神之子被钉上十字架啊、使徒啊啥的，还有一个我觉得很有槽点的就是“</w:t>
+        <w:t>实际上本作里的很多宗教隐喻完全就是批了个外皮，比方说神之子被钉上十字架啊、使徒啊啥的，还有一个我觉得</w:t>
+      </w:r>
+      <w:proofErr w:type="gramStart"/>
+      <w:r>
+        <w:rPr>
+          <w:rFonts w:hint="eastAsia"/>
+        </w:rPr>
+        <w:t>很有槽点的</w:t>
+      </w:r>
+      <w:proofErr w:type="gramEnd"/>
+      <w:r>
+        <w:rPr>
+          <w:rFonts w:hint="eastAsia"/>
+        </w:rPr>
+        <w:t>就是“</w:t>
       </w:r>
       <w:r>
         <w:rPr>
@@ -1290,12 +2436,14 @@
         </w:rPr>
         <w:t>之海”是红色的这个设定，我估计痞子在这</w:t>
       </w:r>
+      <w:proofErr w:type="spellStart"/>
       <w:r>
         <w:rPr>
           <w:rFonts w:hint="eastAsia"/>
         </w:rPr>
         <w:t>neta</w:t>
       </w:r>
+      <w:proofErr w:type="spellEnd"/>
       <w:r>
         <w:rPr>
           <w:rFonts w:hint="eastAsia"/>
@@ -1359,19 +2507,35 @@
         <w:rPr>
           <w:rFonts w:hint="eastAsia"/>
         </w:rPr>
-        <w:t>本节的最后再稍微提一点我觉得有趣的东西吧，那就是“真嗣</w:t>
-      </w:r>
+        <w:t>本节的最后再稍微提一点我觉得有趣的东西吧，那就是“真</w:t>
+      </w:r>
+      <w:proofErr w:type="gramStart"/>
+      <w:r>
+        <w:rPr>
+          <w:rFonts w:hint="eastAsia"/>
+        </w:rPr>
+        <w:t>嗣</w:t>
+      </w:r>
+      <w:proofErr w:type="gramEnd"/>
       <w:r>
         <w:rPr>
           <w:rFonts w:hint="eastAsia"/>
         </w:rPr>
         <w:t>/</w:t>
       </w:r>
-      <w:r>
-        <w:rPr>
-          <w:rFonts w:hint="eastAsia"/>
-        </w:rPr>
-        <w:t>渚薰”与“卡夫卡</w:t>
+      <w:proofErr w:type="gramStart"/>
+      <w:r>
+        <w:rPr>
+          <w:rFonts w:hint="eastAsia"/>
+        </w:rPr>
+        <w:t>渚薰</w:t>
+      </w:r>
+      <w:proofErr w:type="gramEnd"/>
+      <w:r>
+        <w:rPr>
+          <w:rFonts w:hint="eastAsia"/>
+        </w:rPr>
+        <w:t>”与“卡夫卡</w:t>
       </w:r>
       <w:r>
         <w:rPr>
@@ -1383,7 +2547,35 @@
         <w:rPr>
           <w:rFonts w:hint="eastAsia"/>
         </w:rPr>
-        <w:t>布洛德”的关系。布洛德是卡夫卡最好的朋友，而卡夫卡在临死前写下遗嘱交代布洛德将他的作品全部付之一炬，但布洛德却背叛了卡夫卡（正如渚薰隐瞒了自己的身份而背叛了真嗣那般），将他所有的作品与书信公开发表。可以说没有布洛德，我们今天会失去一位伟大的作家，但我们也很难评价他的行为究竟是否正确——不过也无所谓，反正现在这个世界也不算一直做正确的事情就能相互理解还是怎么样的，具体他们之间的关系和联系有兴趣的可以去深入了解，在此我就点到为止了。</w:t>
+        <w:t>布洛德”的关系。布洛德是卡夫卡最好的朋友，而卡夫卡在临死前写下遗嘱交代布洛德将他的作品全部付之一炬，但布洛德却背叛了卡夫卡（正如</w:t>
+      </w:r>
+      <w:proofErr w:type="gramStart"/>
+      <w:r>
+        <w:rPr>
+          <w:rFonts w:hint="eastAsia"/>
+        </w:rPr>
+        <w:t>渚薰</w:t>
+      </w:r>
+      <w:proofErr w:type="gramEnd"/>
+      <w:r>
+        <w:rPr>
+          <w:rFonts w:hint="eastAsia"/>
+        </w:rPr>
+        <w:t>隐瞒了自己的身份而背叛了真</w:t>
+      </w:r>
+      <w:proofErr w:type="gramStart"/>
+      <w:r>
+        <w:rPr>
+          <w:rFonts w:hint="eastAsia"/>
+        </w:rPr>
+        <w:t>嗣</w:t>
+      </w:r>
+      <w:proofErr w:type="gramEnd"/>
+      <w:r>
+        <w:rPr>
+          <w:rFonts w:hint="eastAsia"/>
+        </w:rPr>
+        <w:t>那般），将他所有的作品与书信公开发表。可以说没有布洛德，我们今天会失去一位伟大的作家，但我们也很难评价他的行为究竟是否正确——不过也无所谓，反正现在这个世界也不算一直做正确的事情就能相互理解还是怎么样的，具体他们之间的关系和联系有兴趣的可以去深入了解，在此我就点到为止了。</w:t>
       </w:r>
     </w:p>
     <w:p/>
@@ -1604,7 +2796,21 @@
         <w:rPr>
           <w:rFonts w:hint="eastAsia"/>
         </w:rPr>
-        <w:t>的的途中，我们的眼睛悲惨到只看到了隐喻，而无其他（</w:t>
+        <w:t>的</w:t>
+      </w:r>
+      <w:proofErr w:type="gramStart"/>
+      <w:r>
+        <w:rPr>
+          <w:rFonts w:hint="eastAsia"/>
+        </w:rPr>
+        <w:t>的</w:t>
+      </w:r>
+      <w:proofErr w:type="gramEnd"/>
+      <w:r>
+        <w:rPr>
+          <w:rFonts w:hint="eastAsia"/>
+        </w:rPr>
+        <w:t>途中，我们的眼睛悲惨到只看到了隐喻，而无其他（</w:t>
       </w:r>
       <w:r>
         <w:rPr>
@@ -1661,11 +2867,19 @@
         </w:rPr>
         <w:t>26</w:t>
       </w:r>
-      <w:r>
-        <w:rPr>
-          <w:rFonts w:hint="eastAsia"/>
-        </w:rPr>
-        <w:t>话那样疯癫至极的画面与演出，也纯粹是因为“没钱”这个再现实不过的理由——这样干脆无比的宣言表面上狠狠地打了那些妄图解密</w:t>
+      <w:proofErr w:type="gramStart"/>
+      <w:r>
+        <w:rPr>
+          <w:rFonts w:hint="eastAsia"/>
+        </w:rPr>
+        <w:t>话那样</w:t>
+      </w:r>
+      <w:proofErr w:type="gramEnd"/>
+      <w:r>
+        <w:rPr>
+          <w:rFonts w:hint="eastAsia"/>
+        </w:rPr>
+        <w:t>疯癫至极的画面与演出，也纯粹是因为“没钱”这个再现实不过的理由——这样干脆无比的宣言表面上狠狠地打了那些妄图解密</w:t>
       </w:r>
       <w:r>
         <w:rPr>
@@ -1703,15 +2917,54 @@
         <w:rPr>
           <w:rFonts w:hint="eastAsia"/>
         </w:rPr>
-        <w:t>现在的我们还是喜欢逐句分析里面角色的台词，喜欢为现实中金色阳光下穿越街道的明日香（宫村优子）的镜头赋予崇高的寓意……这寓意是什么呢？充满预感和预示，日本处于深渊边缘，随时可能坠落下去，所以呼吁日本的青年们回到现实，不要逃避真正的世界了？亦或者仅仅是某种梦与现实的混合，其表面如此相互矛盾，将来将会变成一种绝对的、超现实的现实？毫无关系的事物出于某种奇迹般的偶然交织在一起，物体愈是相异，它们之接触的光芒愈有魔力，如同超现实主义者们颇为喜爱的那句话：一把雨伞和一架缝纫机在手术台上的相遇——而在这里，梦境与现实的相遇，“二次元”与“三次元”，宛若此案与彼岸，想象的密度，意外相逢的密度，令人眩晕企却陶醉的密度。</w:t>
-      </w:r>
-    </w:p>
-    <w:p>
-      <w:pPr>
-        <w:ind w:firstLineChars="200" w:firstLine="420"/>
-        <w:rPr>
-          <w:rFonts w:hint="eastAsia"/>
-        </w:rPr>
+        <w:t>现在的我们还是喜欢逐句分析里面角色的台词，喜欢为现实中金色阳光下穿越街道的明日香（</w:t>
+      </w:r>
+      <w:proofErr w:type="gramStart"/>
+      <w:r>
+        <w:rPr>
+          <w:rFonts w:hint="eastAsia"/>
+        </w:rPr>
+        <w:t>宫村优子</w:t>
+      </w:r>
+      <w:proofErr w:type="gramEnd"/>
+      <w:r>
+        <w:rPr>
+          <w:rFonts w:hint="eastAsia"/>
+        </w:rPr>
+        <w:t>）的镜头赋予崇高的寓意……这寓意是什么呢？充满预感和预示，日本处于深渊边缘，随时可能坠落下去，所以呼吁日本的青年们回到现实，不要逃避真正的世界了？</w:t>
+      </w:r>
+      <w:proofErr w:type="gramStart"/>
+      <w:r>
+        <w:rPr>
+          <w:rFonts w:hint="eastAsia"/>
+        </w:rPr>
+        <w:t>亦或</w:t>
+      </w:r>
+      <w:proofErr w:type="gramEnd"/>
+      <w:r>
+        <w:rPr>
+          <w:rFonts w:hint="eastAsia"/>
+        </w:rPr>
+        <w:t>者仅仅是某种梦与现实的混合，其表面如此相互矛盾，将来将会变成一种绝对的、超现实的现实？毫无关系的事物出于某种奇迹般的偶然交织在一起，物体愈是相异，它们之接触的光芒愈有魔力，如同超现实主义者们颇为喜爱的那句话：一把雨伞和一架缝纫机在手术台上的相遇——而在这里，梦境与现实的相遇，“二次元”与“三次元”，宛若此案与彼岸，想象的密度，意外相逢的密度，令人</w:t>
+      </w:r>
+      <w:proofErr w:type="gramStart"/>
+      <w:r>
+        <w:rPr>
+          <w:rFonts w:hint="eastAsia"/>
+        </w:rPr>
+        <w:t>眩晕企却陶醉</w:t>
+      </w:r>
+      <w:proofErr w:type="gramEnd"/>
+      <w:r>
+        <w:rPr>
+          <w:rFonts w:hint="eastAsia"/>
+        </w:rPr>
+        <w:t>的密度。</w:t>
+      </w:r>
+    </w:p>
+    <w:p>
+      <w:pPr>
+        <w:ind w:firstLineChars="200" w:firstLine="420"/>
       </w:pPr>
       <w:r>
         <w:rPr>
@@ -1851,7 +3104,21 @@
         <w:rPr>
           <w:rFonts w:hint="eastAsia"/>
         </w:rPr>
-        <w:t>学的文章都是如此，但我出于极端的自私希望能够如此，至少希望我的这些文字能有这种感觉：我想我们在将我们内心真挚的感受小心翼翼地写下时，一定如同真嗣那般有些羞涩，却又希望得到他人的理解……对吧，各位（捂脸）？</w:t>
+        <w:t>学的文章都是如此，但我出于极端的自私希望能够如此，至少希望我的这些文字能有这种感觉：我想我们在将我们内心真挚的感受小心翼翼地写下时，一定如同真</w:t>
+      </w:r>
+      <w:proofErr w:type="gramStart"/>
+      <w:r>
+        <w:rPr>
+          <w:rFonts w:hint="eastAsia"/>
+        </w:rPr>
+        <w:t>嗣</w:t>
+      </w:r>
+      <w:proofErr w:type="gramEnd"/>
+      <w:r>
+        <w:rPr>
+          <w:rFonts w:hint="eastAsia"/>
+        </w:rPr>
+        <w:t>那般有些羞涩，却又希望得到他人的理解……对吧，各位（捂脸）？</w:t>
       </w:r>
     </w:p>
     <w:p>
@@ -1886,11 +3153,19 @@
         </w:rPr>
         <w:t>EVA</w:t>
       </w:r>
-      <w:r>
-        <w:rPr>
-          <w:rFonts w:hint="eastAsia"/>
-        </w:rPr>
-        <w:t>学文章中的毫不起眼的渺小尘埃。为此，我必须承认这是一种个人幻想的过失：幻想理解他人，幻想他人能够理解自己，但是我们之间相互理解什么呢？我们真的能够让彼此的爱仅仅通过这样脆弱到一碰就碎的文字而相通吗？或许悲观点，实际上我们所能做的一切其实是呈上一份有关自己的报告，剩下的——全部都是谎言，都是欺骗性的，</w:t>
+      <w:proofErr w:type="gramStart"/>
+      <w:r>
+        <w:rPr>
+          <w:rFonts w:hint="eastAsia"/>
+        </w:rPr>
+        <w:t>学文章</w:t>
+      </w:r>
+      <w:proofErr w:type="gramEnd"/>
+      <w:r>
+        <w:rPr>
+          <w:rFonts w:hint="eastAsia"/>
+        </w:rPr>
+        <w:t>中的毫不起眼的渺小尘埃。为此，我必须承认这是一种个人幻想的过失：幻想理解他人，幻想他人能够理解自己，但是我们之间相互理解什么呢？我们真的能够让彼此的爱仅仅通过这样脆弱到一碰就碎的文字而相通吗？或许悲观点，实际上我们所能做的一切其实是呈上一份有关自己的报告，剩下的——全部都是谎言，都是欺骗性的，</w:t>
       </w:r>
       <w:r>
         <w:rPr>
@@ -1910,7 +3185,21 @@
           <w:rFonts w:hint="eastAsia"/>
         </w:rPr>
         <w:lastRenderedPageBreak/>
-        <w:t>真嗣在病床上睁开双眼，映入眼帘的是陌生的天花板；在这一刻，这个少年的整个世界动摇了，不是由于一番理性、逻辑的思考，而是由于简单地与他人相对照，和对陌生世界时间的注视——写下报告的我们，又何尝不是如此呢？</w:t>
+        <w:t>真</w:t>
+      </w:r>
+      <w:proofErr w:type="gramStart"/>
+      <w:r>
+        <w:rPr>
+          <w:rFonts w:hint="eastAsia"/>
+        </w:rPr>
+        <w:t>嗣</w:t>
+      </w:r>
+      <w:proofErr w:type="gramEnd"/>
+      <w:r>
+        <w:rPr>
+          <w:rFonts w:hint="eastAsia"/>
+        </w:rPr>
+        <w:t>在病床上睁开双眼，映入眼帘的是陌生的天花板；在这一刻，这个少年的整个世界动摇了，不是由于一番理性、逻辑的思考，而是由于简单地与他人相对照，和对陌生世界时间的注视——写下报告的我们，又何尝不是如此呢？</w:t>
       </w:r>
     </w:p>
     <w:p>
@@ -1933,7 +3222,21 @@
         <w:rPr>
           <w:rFonts w:hint="eastAsia"/>
         </w:rPr>
-        <w:t>爱吗？弗洛姆说这只是爱的一部分，而不能画上等号），但又并不指望某种狂热的模仿。这只是属于我们独一无二的话语，仅此而已——这样的话说出来，似乎真的有那么一点《</w:t>
+        <w:t>爱吗？</w:t>
+      </w:r>
+      <w:proofErr w:type="gramStart"/>
+      <w:r>
+        <w:rPr>
+          <w:rFonts w:hint="eastAsia"/>
+        </w:rPr>
+        <w:t>弗洛姆</w:t>
+      </w:r>
+      <w:proofErr w:type="gramEnd"/>
+      <w:r>
+        <w:rPr>
+          <w:rFonts w:hint="eastAsia"/>
+        </w:rPr>
+        <w:t>说这只是爱的一部分，而不能画上等号），但又并不指望某种狂热的模仿。这只是属于我们独一无二的话语，仅此而已——这样的话说出来，似乎真的有那么一点《</w:t>
       </w:r>
       <w:r>
         <w:rPr>
@@ -1945,7 +3248,21 @@
         <w:rPr>
           <w:rFonts w:hint="eastAsia"/>
         </w:rPr>
-        <w:t>》原作情节的感觉：最终人们为了相互理解而得到的最终答案，也只是快乐与温柔地“被榨成橙汁”，乃至整个世界都被这甜蜜的死亡所陶醉；除此以外，便真的什么都没有了。</w:t>
+        <w:t>》原作情节的感觉：最终人们为了相互理解而得到的最终答案，也只是快乐与温柔地“被</w:t>
+      </w:r>
+      <w:proofErr w:type="gramStart"/>
+      <w:r>
+        <w:rPr>
+          <w:rFonts w:hint="eastAsia"/>
+        </w:rPr>
+        <w:t>榨</w:t>
+      </w:r>
+      <w:proofErr w:type="gramEnd"/>
+      <w:r>
+        <w:rPr>
+          <w:rFonts w:hint="eastAsia"/>
+        </w:rPr>
+        <w:t>成橙汁”，乃至整个世界都被这甜蜜的死亡所陶醉；除此以外，便真的什么都没有了。</w:t>
       </w:r>
     </w:p>
     <w:p>
@@ -1980,18 +3297,46 @@
         <w:rPr>
           <w:rFonts w:hint="eastAsia"/>
         </w:rPr>
-        <w:t>中倾听少年少女喃喃私语的我们，真的没能共同沐浴在那束至高圣洁的光芒之下吗（哪怕只是微小的一瞬）？</w:t>
-      </w:r>
-    </w:p>
-    <w:p>
-      <w:pPr>
-        <w:ind w:firstLineChars="200" w:firstLine="420"/>
-      </w:pPr>
-      <w:r>
-        <w:rPr>
-          <w:rFonts w:hint="eastAsia"/>
-        </w:rPr>
-        <w:t>令人遗憾，也令人无奈——毕竟这就是朝着彼此间城堡迈进的我们，凝视着血红色天空的我们，处于极为无诗意世界中的我们，没能“</w:t>
+        <w:t>中倾听少年少女喃喃私语的我们，真的没能共同沐浴在</w:t>
+      </w:r>
+      <w:proofErr w:type="gramStart"/>
+      <w:r>
+        <w:rPr>
+          <w:rFonts w:hint="eastAsia"/>
+        </w:rPr>
+        <w:t>那束至高</w:t>
+      </w:r>
+      <w:proofErr w:type="gramEnd"/>
+      <w:r>
+        <w:rPr>
+          <w:rFonts w:hint="eastAsia"/>
+        </w:rPr>
+        <w:t>圣洁的光芒之下吗（哪怕只是微小的一瞬）？</w:t>
+      </w:r>
+    </w:p>
+    <w:p>
+      <w:pPr>
+        <w:ind w:firstLineChars="200" w:firstLine="420"/>
+      </w:pPr>
+      <w:r>
+        <w:rPr>
+          <w:rFonts w:hint="eastAsia"/>
+        </w:rPr>
+        <w:t>令人遗憾，也令人无奈——毕竟这就是朝着彼此间城堡迈进的我们，凝视着血红色天空的我们，处于</w:t>
+      </w:r>
+      <w:proofErr w:type="gramStart"/>
+      <w:r>
+        <w:rPr>
+          <w:rFonts w:hint="eastAsia"/>
+        </w:rPr>
+        <w:t>极为无</w:t>
+      </w:r>
+      <w:proofErr w:type="gramEnd"/>
+      <w:r>
+        <w:rPr>
+          <w:rFonts w:hint="eastAsia"/>
+        </w:rPr>
+        <w:t>诗意世界中的我们，没能“</w:t>
       </w:r>
       <w:r>
         <w:rPr>
@@ -2044,8 +3389,16 @@
         <w:rPr>
           <w:rFonts w:hint="eastAsia"/>
         </w:rPr>
-        <w:t>: Do you love me ?</w:t>
-      </w:r>
+        <w:t xml:space="preserve">: Do you love </w:t>
+      </w:r>
+      <w:proofErr w:type="gramStart"/>
+      <w:r>
+        <w:rPr>
+          <w:rFonts w:hint="eastAsia"/>
+        </w:rPr>
+        <w:t>me ?</w:t>
+      </w:r>
+      <w:proofErr w:type="gramEnd"/>
     </w:p>
     <w:p>
       <w:pPr>
@@ -2088,7 +3441,35 @@
         <w:rPr>
           <w:rFonts w:hint="eastAsia"/>
         </w:rPr>
-        <w:t>》这部作品的解读也都失去了意义，那么我究竟还要言说些什么呢？我想，我只能说些仅仅关于我自己的东西，为我自身的世界寻求一个合理的解释，这也是我关于本作一直思考的问题：为什么我会喜欢《</w:t>
+        <w:t>》这部作品的解读也都失去了意义，那么我究竟还要</w:t>
+      </w:r>
+      <w:proofErr w:type="gramStart"/>
+      <w:r>
+        <w:rPr>
+          <w:rFonts w:hint="eastAsia"/>
+        </w:rPr>
+        <w:t>言说些</w:t>
+      </w:r>
+      <w:proofErr w:type="gramEnd"/>
+      <w:r>
+        <w:rPr>
+          <w:rFonts w:hint="eastAsia"/>
+        </w:rPr>
+        <w:t>什么呢？我想，我只能说</w:t>
+      </w:r>
+      <w:proofErr w:type="gramStart"/>
+      <w:r>
+        <w:rPr>
+          <w:rFonts w:hint="eastAsia"/>
+        </w:rPr>
+        <w:t>些仅仅</w:t>
+      </w:r>
+      <w:proofErr w:type="gramEnd"/>
+      <w:r>
+        <w:rPr>
+          <w:rFonts w:hint="eastAsia"/>
+        </w:rPr>
+        <w:t>关于我自己的东西，为我自身的世界寻求一个合理的解释，这也是我关于本作一直思考的问题：为什么我会喜欢《</w:t>
       </w:r>
       <w:r>
         <w:rPr>
@@ -2100,7 +3481,35 @@
         <w:rPr>
           <w:rFonts w:hint="eastAsia"/>
         </w:rPr>
-        <w:t>》呢？就只针对这一点，来谈谈我个人最喜爱的的部分吧，或许这也是我写下这篇文章的最本源的动机也说不定。</w:t>
+        <w:t>》呢？就只针对这一点，来谈谈我个人最喜爱的</w:t>
+      </w:r>
+      <w:proofErr w:type="gramStart"/>
+      <w:r>
+        <w:rPr>
+          <w:rFonts w:hint="eastAsia"/>
+        </w:rPr>
+        <w:t>的</w:t>
+      </w:r>
+      <w:proofErr w:type="gramEnd"/>
+      <w:r>
+        <w:rPr>
+          <w:rFonts w:hint="eastAsia"/>
+        </w:rPr>
+        <w:t>部分吧，或许这也是我写下这篇文章的</w:t>
+      </w:r>
+      <w:proofErr w:type="gramStart"/>
+      <w:r>
+        <w:rPr>
+          <w:rFonts w:hint="eastAsia"/>
+        </w:rPr>
+        <w:t>最</w:t>
+      </w:r>
+      <w:proofErr w:type="gramEnd"/>
+      <w:r>
+        <w:rPr>
+          <w:rFonts w:hint="eastAsia"/>
+        </w:rPr>
+        <w:t>本源的动机也说不定。</w:t>
       </w:r>
     </w:p>
     <w:p>
@@ -2142,7 +3551,35 @@
           <w:rFonts w:hint="eastAsia"/>
         </w:rPr>
         <w:lastRenderedPageBreak/>
-        <w:t>混乱，个人的特性毫无位置，人在其中只是外在于人类力量的一个工具；但在另一方面，创作者们妄想着能在作品中把握一个整体的世界，追求某种深度模式和对个体</w:t>
+        <w:t>混乱，个人的特性毫无位置，人在</w:t>
+      </w:r>
+      <w:proofErr w:type="gramStart"/>
+      <w:r>
+        <w:rPr>
+          <w:rFonts w:hint="eastAsia"/>
+        </w:rPr>
+        <w:t>其中只是</w:t>
+      </w:r>
+      <w:proofErr w:type="gramEnd"/>
+      <w:r>
+        <w:rPr>
+          <w:rFonts w:hint="eastAsia"/>
+        </w:rPr>
+        <w:t>外在于人类力量的一个工具；但在另一方面，创作者们</w:t>
+      </w:r>
+      <w:proofErr w:type="gramStart"/>
+      <w:r>
+        <w:rPr>
+          <w:rFonts w:hint="eastAsia"/>
+        </w:rPr>
+        <w:t>妄想着</w:t>
+      </w:r>
+      <w:proofErr w:type="gramEnd"/>
+      <w:r>
+        <w:rPr>
+          <w:rFonts w:hint="eastAsia"/>
+        </w:rPr>
+        <w:t>能在作品中把握一个整体的世界，追求某种深度模式和对个体</w:t>
       </w:r>
       <w:r>
         <w:rPr>
@@ -2174,9 +3611,6 @@
     <w:p>
       <w:pPr>
         <w:ind w:firstLineChars="200" w:firstLine="420"/>
-        <w:rPr>
-          <w:rFonts w:hint="eastAsia"/>
-        </w:rPr>
       </w:pPr>
       <w:r>
         <w:rPr>
@@ -2253,7 +3687,21 @@
         <w:rPr>
           <w:rFonts w:hint="eastAsia"/>
         </w:rPr>
-        <w:t>》中，真嗣几度近乎被强加给他的境况所吞没，他没有任何地方可以逃避，没有任何一丝时间可以去思考其他的事。但是，即使是看似没有任何出路的情况下，也还有一些窗口，它们突然地自己敞开了，在很短的时间内，以至于他无法从这些窗口逃走；但他至少在一瞬间梦想的闪耀中，看到了不属于这个世界的风景，听到外面世界的诗歌吟唱，它们不顾一切地存在着，好像一个永远在那的可能性，并给他的走投无路者生活带来一束银光。</w:t>
+        <w:t>》中，真</w:t>
+      </w:r>
+      <w:proofErr w:type="gramStart"/>
+      <w:r>
+        <w:rPr>
+          <w:rFonts w:hint="eastAsia"/>
+        </w:rPr>
+        <w:t>嗣</w:t>
+      </w:r>
+      <w:proofErr w:type="gramEnd"/>
+      <w:r>
+        <w:rPr>
+          <w:rFonts w:hint="eastAsia"/>
+        </w:rPr>
+        <w:t>几度近乎被强加给他的境况所吞没，他没有任何地方可以逃避，没有任何一丝时间可以去思考其他的事。但是，即使是看似没有任何出路的情况下，也还有一些窗口，它们突然地自己敞开了，在很短的时间内，以至于他无法从这些窗口逃走；但他至少在一瞬间梦想的闪耀中，看到了不属于这个世界的风景，听到外面世界的诗歌吟唱，它们不顾一切地存在着，好像一个永远在那的可能性，并给他的走投无路者生活带来一束银光。</w:t>
       </w:r>
     </w:p>
     <w:p>
@@ -2300,7 +3748,35 @@
         <w:rPr>
           <w:rFonts w:hint="eastAsia"/>
         </w:rPr>
-        <w:t>……真的吗？）在被压垮到近乎难以呼吸的境况中的目光所及之处——水泵前，穿着紧身睡衣的娇弱少女的目光，她的水罐里装满了水——比如说是，那些我在第一节提到的仿佛可以打破心之壁的东西：微笑、或者亲吻，或者仅仅是某些人轻声呢喃的话语，温柔的抚摸。简洁、纯净的陈词滥调，却让人打心里感到真嗣是多么渴望得到他人的理解，他是多么努力地向这个世界“呼唤”着。在前一刻，这个世界还在由于使徒的来袭而支离破碎；其后的下一瞬间，这些美丽的东西也随着现实的再度降临而化为幻想；仅仅是这一刻，只是那稍不留神就会从指间滑走的时光中，窗户被打开了，短暂而珍贵的景色渗入，而后消失，什么也没有留下。</w:t>
+        <w:t>……真的吗？）在被压垮到近乎难以呼吸的境况中的目光所及之处——水泵前，穿着紧身睡衣的娇弱少女的目光，她的水罐里装满了水——比如说是，那些我在第一节提到的仿佛可以打破心之壁的东西：微笑、或者亲吻，或者仅仅是某些人轻声呢喃的话语，温柔的抚摸。简洁、纯净的陈词滥调，却让人打心里感到真</w:t>
+      </w:r>
+      <w:proofErr w:type="gramStart"/>
+      <w:r>
+        <w:rPr>
+          <w:rFonts w:hint="eastAsia"/>
+        </w:rPr>
+        <w:t>嗣</w:t>
+      </w:r>
+      <w:proofErr w:type="gramEnd"/>
+      <w:r>
+        <w:rPr>
+          <w:rFonts w:hint="eastAsia"/>
+        </w:rPr>
+        <w:t>是多么渴望得到他人的理解，他是多么努力地向这个世界</w:t>
+      </w:r>
+      <w:proofErr w:type="gramStart"/>
+      <w:r>
+        <w:rPr>
+          <w:rFonts w:hint="eastAsia"/>
+        </w:rPr>
+        <w:t>“呼唤”着</w:t>
+      </w:r>
+      <w:proofErr w:type="gramEnd"/>
+      <w:r>
+        <w:rPr>
+          <w:rFonts w:hint="eastAsia"/>
+        </w:rPr>
+        <w:t>。在前一刻，这个世界还在由于使徒的来袭而支离破碎；其后的下一瞬间，这些美丽的东西也随着现实的再度降临而化为幻想；仅仅是这一刻，只是那稍不留神就会从指间滑走的时光中，窗户被打开了，短暂而珍贵的景色渗入，而后消失，什么也没有留下。</w:t>
       </w:r>
     </w:p>
     <w:p>
@@ -2329,7 +3805,25 @@
           <w:b/>
           <w:bCs/>
         </w:rPr>
-        <w:t>那里的人们即使在最残酷的时刻，仍然保持着决定的自由，它把这个幸福的不可估量性给了生活，这个不可估量性就是世界诗的源泉。</w:t>
+        <w:t>那里的人们即使在最残酷的时刻，仍然保持着决定的自由，它把这个幸福的</w:t>
+      </w:r>
+      <w:proofErr w:type="gramStart"/>
+      <w:r>
+        <w:rPr>
+          <w:rFonts w:hint="eastAsia"/>
+          <w:b/>
+          <w:bCs/>
+        </w:rPr>
+        <w:t>不可估量性给了</w:t>
+      </w:r>
+      <w:proofErr w:type="gramEnd"/>
+      <w:r>
+        <w:rPr>
+          <w:rFonts w:hint="eastAsia"/>
+          <w:b/>
+          <w:bCs/>
+        </w:rPr>
+        <w:t>生活，这个不可估量性就是世界诗的源泉。</w:t>
       </w:r>
     </w:p>
     <w:p>
@@ -2377,7 +3871,21 @@
         <w:rPr>
           <w:rFonts w:hint="eastAsia"/>
         </w:rPr>
-        <w:t>多亏了敞开的窗，有如一阵怀旧的气息，有如让人几乎感觉不到的微风，某种美丽的对立面不动声色地走近了原来弥散的世界中并理所当然地存在在那里——我说，还有什么比这更美的吗？</w:t>
+        <w:t>多亏了敞开的窗，有如一阵怀旧的气息，有如让人几乎感觉不到的微风，某种美丽的对立面不动声色地走近了原来弥散的世界中并理所当然地存在</w:t>
+      </w:r>
+      <w:proofErr w:type="gramStart"/>
+      <w:r>
+        <w:rPr>
+          <w:rFonts w:hint="eastAsia"/>
+        </w:rPr>
+        <w:t>在</w:t>
+      </w:r>
+      <w:proofErr w:type="gramEnd"/>
+      <w:r>
+        <w:rPr>
+          <w:rFonts w:hint="eastAsia"/>
+        </w:rPr>
+        <w:t>那里——我说，还有什么比这更美的吗？</w:t>
       </w:r>
     </w:p>
     <w:p>
@@ -2422,7 +3930,21 @@
         <w:rPr>
           <w:rFonts w:hint="eastAsia"/>
         </w:rPr>
-        <w:t>在《战争与和平》安德烈公爵在奥斯特里茨战争中受了重伤，正在醒来的时候望向了天空：</w:t>
+        <w:t>在《战争与和平》安德烈公爵在奥斯特里</w:t>
+      </w:r>
+      <w:proofErr w:type="gramStart"/>
+      <w:r>
+        <w:rPr>
+          <w:rFonts w:hint="eastAsia"/>
+        </w:rPr>
+        <w:t>茨</w:t>
+      </w:r>
+      <w:proofErr w:type="gramEnd"/>
+      <w:r>
+        <w:rPr>
+          <w:rFonts w:hint="eastAsia"/>
+        </w:rPr>
+        <w:t>战争中受了重伤，正在醒来的时候望向了天空：</w:t>
       </w:r>
     </w:p>
     <w:p>
@@ -2502,23 +4024,55 @@
           <w:iCs/>
         </w:rPr>
         <w:lastRenderedPageBreak/>
-        <w:t>睁开眼睛，希望看一看那些法国士兵与炮手们的搏斗结果如何，看一看大炮是被缴获，还是悲保留下来。但是，他什么也没看到。他面对的只有天空，其他什么的什么也看不见——天高云淡，并不晴朗，但是非常恬静，灰色的云团缓慢飘过天机。“多么安静、平和、神圣，与我刚才退却时完全不同，”安德烈公爵心想，“那些云团在无边无际的恬静天空中悄悄漂移，这与刚刚的情景不大一样！我们那时一直冲，一边呐喊，一边设计，炮手和满脸恐惧与愤怒的法国士兵展开争夺。我以前怎么从来没有注意到如此恬静的天空呢？现在我终于看到了这么美丽的天空，真让人高兴。对，这一切都是虚荣所致，除了这无边无际的天空，其他一切都是虚假的，除了天空，什么都没有。但是，即便它并不存在，除了这份宁静和平和歪，其他什么都不存在。谢天谢地！……”</w:t>
-      </w:r>
-    </w:p>
-    <w:p>
-      <w:pPr>
-        <w:ind w:firstLineChars="200" w:firstLine="420"/>
-      </w:pPr>
-    </w:p>
-    <w:p>
-      <w:pPr>
-        <w:ind w:firstLineChars="200" w:firstLine="420"/>
-      </w:pPr>
-      <w:r>
-        <w:rPr>
-          <w:rFonts w:hint="eastAsia"/>
-        </w:rPr>
-        <w:t>安德烈久久的躺在那里，觉得自己感到时间流淌过他的身体，带走了痛苦和污秽，还有他的自我。他忘却了他自我，失去了他的自我，摆脱了他的自我。一个统一透明的世界杯建立了，抛弃并且摧一切阻碍它构筑这个世界的东西，超越了存在的普通界限，却又隐约透露出私人化的伤痛，暗含着某种孤独和逃避。</w:t>
+        <w:t>睁开眼睛，希望看一看那些法国士兵与炮手们的搏斗结果如何，看一看大炮是被缴获，还是</w:t>
+      </w:r>
+      <w:proofErr w:type="gramStart"/>
+      <w:r>
+        <w:rPr>
+          <w:rFonts w:hint="eastAsia"/>
+          <w:i/>
+          <w:iCs/>
+        </w:rPr>
+        <w:t>悲</w:t>
+      </w:r>
+      <w:proofErr w:type="gramEnd"/>
+      <w:r>
+        <w:rPr>
+          <w:rFonts w:hint="eastAsia"/>
+          <w:i/>
+          <w:iCs/>
+        </w:rPr>
+        <w:t>保留下来。但是，他什么也没看到。他面对的只有天空，其他什么的什么也看不见——天高云淡，并不晴朗，但是非常恬静，灰色的云团缓慢飘过天机。“多么安静、平和、神圣，与我刚才退却时完全不同，”安德烈公爵心想，“那些云团在无边无际的恬静天空中悄悄漂移，这与刚刚的情景不大一样！我们那时一直冲，一边呐喊，一边设计，炮手和满脸恐惧与愤怒的法国士兵展开争夺。我以前怎么从来没有注意到如此恬静的天空呢？现在我终于看到了这么美丽的天空，真让人高兴。对，这一切都是虚荣所致，除了这无边无际的天空，其他一切都是虚假的，除了天空，什么都没有。但是，即便它并不存在，除了这份宁静和平和歪，其他什么都不存在。谢天谢地！……”</w:t>
+      </w:r>
+    </w:p>
+    <w:p>
+      <w:pPr>
+        <w:ind w:firstLineChars="200" w:firstLine="420"/>
+      </w:pPr>
+    </w:p>
+    <w:p>
+      <w:pPr>
+        <w:ind w:firstLineChars="200" w:firstLine="420"/>
+      </w:pPr>
+      <w:r>
+        <w:rPr>
+          <w:rFonts w:hint="eastAsia"/>
+        </w:rPr>
+        <w:t>安德烈久久的躺在那里，觉得自己感到时间流淌过他的身体，带走了痛苦和污秽，还有他的自我。他忘却了他自我，失去了他的自我，摆脱了他的自我。一个统一透明的世界杯建立了，抛弃并且</w:t>
+      </w:r>
+      <w:proofErr w:type="gramStart"/>
+      <w:r>
+        <w:rPr>
+          <w:rFonts w:hint="eastAsia"/>
+        </w:rPr>
+        <w:t>摧</w:t>
+      </w:r>
+      <w:proofErr w:type="gramEnd"/>
+      <w:r>
+        <w:rPr>
+          <w:rFonts w:hint="eastAsia"/>
+        </w:rPr>
+        <w:t>一切阻碍它构筑这个世界的东西，超越了存在的普通界限，却又隐约透露出私人化的伤痛，暗含着某种孤独和逃避。</w:t>
       </w:r>
     </w:p>
     <w:p>
@@ -2594,7 +4148,21 @@
         <w:rPr>
           <w:rFonts w:hint="eastAsia"/>
         </w:rPr>
-        <w:t>真心为你》的最后一幕中真嗣与明日香在红海的死寂沙滩上仰望着那满天繁星的暧昧画面，甚至连镜头构图都有那么一丝相似。在这个场景之前的大混乱、肆意妄为的意识流就犹如炮火纷飞的战场，而后忽然终结的混乱、臆想与梦境，除了那承载了太多、太多美的“抚摸”，其他也什么都不存在了。在这我已经不想去分析这个“抚摸”具体有什么寓意，也许它并不能最终拯救什么，也许它的价值接近于零——但我知道，少女向着伤害她的少年温柔地伸出手，而不是无言地躲藏在一个没有泪水的世界角落，仅仅只要有这个无比悲伤的幸福场景就足够了。</w:t>
+        <w:t>真心为你》的最后一幕中真</w:t>
+      </w:r>
+      <w:proofErr w:type="gramStart"/>
+      <w:r>
+        <w:rPr>
+          <w:rFonts w:hint="eastAsia"/>
+        </w:rPr>
+        <w:t>嗣</w:t>
+      </w:r>
+      <w:proofErr w:type="gramEnd"/>
+      <w:r>
+        <w:rPr>
+          <w:rFonts w:hint="eastAsia"/>
+        </w:rPr>
+        <w:t>与明日香在红海的死寂沙滩上仰望着那满天繁星的暧昧画面，甚至连镜头构图都有那么一丝相似。在这个场景之前的大混乱、肆意妄为的意识流就犹如炮火纷飞的战场，而后忽然终结的混乱、臆想与梦境，除了那承载了太多、太多美的“抚摸”，其他也什么都不存在了。在这我已经不想去分析这个“抚摸”具体有什么寓意，也许它并不能最终拯救什么，也许它的价值接近于零——但我知道，少女向着伤害她的少年温柔地伸出手，而不是无言地躲藏在一个没有泪水的世界角落，仅仅只要有这个无比悲伤的幸福场景就足够了。</w:t>
       </w:r>
     </w:p>
     <w:p>
@@ -2603,13 +4171,17 @@
         <w:rPr>
           <w:b/>
           <w:bCs/>
-        </w:rPr>
-      </w:pPr>
-      <w:r>
-        <w:rPr>
-          <w:rFonts w:hint="eastAsia"/>
-          <w:b/>
-          <w:bCs/>
+          <w:i/>
+          <w:iCs/>
+        </w:rPr>
+      </w:pPr>
+      <w:r>
+        <w:rPr>
+          <w:rFonts w:hint="eastAsia"/>
+          <w:b/>
+          <w:bCs/>
+          <w:i/>
+          <w:iCs/>
         </w:rPr>
         <w:t>“想象有一只手正伸向果子、玫瑰或不时地冒着火星的圆木：它那快要触及到果子、正在摘取玫瑰或煽动火苗的姿势与果子的成熟、花朵的美丽和火苗的颤动是紧密相关，但是，如果在这一种趋近的运动中手伸得足够远，如果从果子、花朵和圆木那里有另一只手</w:t>
       </w:r>
@@ -2618,6 +4190,8 @@
           <w:rFonts w:hint="eastAsia"/>
           <w:b/>
           <w:bCs/>
+          <w:i/>
+          <w:iCs/>
         </w:rPr>
         <w:lastRenderedPageBreak/>
         <w:t>伸了出来，且与你的手相碰，在这个时刻，你的手就凝固在成熟的果子与花朵的开与合之中，凝固在发出火光的手的爆裂中——此时此刻，那所发生的就是爱。”</w:t>
@@ -2631,7 +4205,35 @@
         <w:rPr>
           <w:rFonts w:hint="eastAsia"/>
         </w:rPr>
-        <w:t>我最后用拉康对于“爱的隐喻”所构建的神话学模型来描绘这一场景：伸出的手，是真嗣的双手；而从另一个地方伸出的手，在这一场景中便是明日香的抚摸。爱的隐喻意味着一种替代，让自己去占据被爱的位置，这时你作为爱的主体才会出现——他们具有这种爱的基本属性，这由“纯粹的美”向“满溢的爱”的窗口的非逻辑性的一跃，让爱弥散在无声的音乐中，弥漫在漫天闪耀的星空中；在这个停留了近三分钟的短暂而具有决定性的镜头里，浓缩了整个《</w:t>
+        <w:t>我最后用拉</w:t>
+      </w:r>
+      <w:proofErr w:type="gramStart"/>
+      <w:r>
+        <w:rPr>
+          <w:rFonts w:hint="eastAsia"/>
+        </w:rPr>
+        <w:t>康对于</w:t>
+      </w:r>
+      <w:proofErr w:type="gramEnd"/>
+      <w:r>
+        <w:rPr>
+          <w:rFonts w:hint="eastAsia"/>
+        </w:rPr>
+        <w:t>“爱的隐喻”所构建的神话学模型来描绘这一场景：伸出的手，是真</w:t>
+      </w:r>
+      <w:proofErr w:type="gramStart"/>
+      <w:r>
+        <w:rPr>
+          <w:rFonts w:hint="eastAsia"/>
+        </w:rPr>
+        <w:t>嗣</w:t>
+      </w:r>
+      <w:proofErr w:type="gramEnd"/>
+      <w:r>
+        <w:rPr>
+          <w:rFonts w:hint="eastAsia"/>
+        </w:rPr>
+        <w:t>的双手；而从另一个地方伸出的手，在这一场景中便是明日香的抚摸。爱的隐喻意味着一种替代，让自己去占据被爱的位置，这时你作为爱的主体才会出现——他们具有这种爱的基本属性，这由“纯粹的美”向“满溢的爱”的窗口的非逻辑性的一跃，让爱弥散在无声的音乐中，弥漫在漫天闪耀的星空中；在这个停留了近三分钟的短暂而具有决定性的镜头里，浓缩了整个《</w:t>
       </w:r>
       <w:r>
         <w:rPr>
@@ -2713,9 +4315,6 @@
     <w:p>
       <w:pPr>
         <w:ind w:firstLineChars="200" w:firstLine="420"/>
-        <w:rPr>
-          <w:rFonts w:hint="eastAsia"/>
-        </w:rPr>
       </w:pPr>
       <w:r>
         <w:rPr>
@@ -2933,7 +4532,35 @@
         <w:rPr>
           <w:rFonts w:hint="eastAsia"/>
         </w:rPr>
-        <w:t>真心为你》的最后，在那片血红色的大海前，在同样深邃而遥远的漆黑天幕下，沐浴在巨大绫波丽纯洁而宁静的目光中，真嗣将指甲深深地陷入明日香脆弱的脖颈，嘴角漏出宛若呕吐般的呻吟——就像是，被死死掐住脖子的人是他自己一样。</w:t>
+        <w:t>真心为你》的最后，在那片血红色的大海前，在同样深邃而遥远的漆黑天幕下，沐浴在</w:t>
+      </w:r>
+      <w:proofErr w:type="gramStart"/>
+      <w:r>
+        <w:rPr>
+          <w:rFonts w:hint="eastAsia"/>
+        </w:rPr>
+        <w:t>巨大绫波丽</w:t>
+      </w:r>
+      <w:proofErr w:type="gramEnd"/>
+      <w:r>
+        <w:rPr>
+          <w:rFonts w:hint="eastAsia"/>
+        </w:rPr>
+        <w:t>纯洁而宁静的目光中，真</w:t>
+      </w:r>
+      <w:proofErr w:type="gramStart"/>
+      <w:r>
+        <w:rPr>
+          <w:rFonts w:hint="eastAsia"/>
+        </w:rPr>
+        <w:t>嗣</w:t>
+      </w:r>
+      <w:proofErr w:type="gramEnd"/>
+      <w:r>
+        <w:rPr>
+          <w:rFonts w:hint="eastAsia"/>
+        </w:rPr>
+        <w:t>将指甲深深地陷入明日香脆弱的脖颈，嘴角漏出宛若呕吐般的呻吟——就像是，被死死掐住脖子的人是他自己一样。</w:t>
       </w:r>
     </w:p>
     <w:p>
@@ -2987,7 +4614,35 @@
         <w:rPr>
           <w:rFonts w:hint="eastAsia"/>
         </w:rPr>
-        <w:t>我们一面嘴上说着“人与人之间是可以相互理解的”，或者“能拯救自己的只有自己”这些大言不惭的漂亮话，内心底却在个人主义的光环的照耀下始终像狗一样地期待着他人的抚摸：狗只要被人抚摸就会感到开心，而我们被他人抚摸也会开心，我们并不能（也不愿）听懂附赠的诋毁与辱骂，所以我们龇牙咧嘴地伸出舌头，妄想着他人怜悯般</w:t>
+        <w:t>我们一面嘴上说着“人与人之间是可以相互理解的”，或者“能拯救自己的只有自己”这些大言不惭的漂亮话，内心底却在个人主义的光环的照耀下始终像狗一样地期待着他人的抚摸：</w:t>
+      </w:r>
+      <w:proofErr w:type="gramStart"/>
+      <w:r>
+        <w:rPr>
+          <w:rFonts w:hint="eastAsia"/>
+        </w:rPr>
+        <w:t>狗只要</w:t>
+      </w:r>
+      <w:proofErr w:type="gramEnd"/>
+      <w:r>
+        <w:rPr>
+          <w:rFonts w:hint="eastAsia"/>
+        </w:rPr>
+        <w:t>被人抚摸就会感到开心，而我们被他人抚摸也会开心，我们并不能（也不愿）听懂附赠的诋毁与辱骂，所以我们龇牙咧嘴地伸出舌头，</w:t>
+      </w:r>
+      <w:proofErr w:type="gramStart"/>
+      <w:r>
+        <w:rPr>
+          <w:rFonts w:hint="eastAsia"/>
+        </w:rPr>
+        <w:t>妄想着</w:t>
+      </w:r>
+      <w:proofErr w:type="gramEnd"/>
+      <w:r>
+        <w:rPr>
+          <w:rFonts w:hint="eastAsia"/>
+        </w:rPr>
+        <w:t>他人怜悯般</w:t>
       </w:r>
       <w:r>
         <w:rPr>
@@ -3063,7 +4718,21 @@
         <w:rPr>
           <w:rFonts w:hint="eastAsia"/>
         </w:rPr>
-        <w:t>！在弗洛姆的矫情的呢喃中，我们终于到达了这个绝望的尽头了；那么现在，请问您是否需要来点微笑和掌声呢？</w:t>
+        <w:t>！在</w:t>
+      </w:r>
+      <w:proofErr w:type="gramStart"/>
+      <w:r>
+        <w:rPr>
+          <w:rFonts w:hint="eastAsia"/>
+        </w:rPr>
+        <w:t>弗洛姆</w:t>
+      </w:r>
+      <w:proofErr w:type="gramEnd"/>
+      <w:r>
+        <w:rPr>
+          <w:rFonts w:hint="eastAsia"/>
+        </w:rPr>
+        <w:t>的矫情的呢喃中，我们终于到达了这个绝望的尽头了；那么现在，请问您是否需要来点微笑和掌声呢？</w:t>
       </w:r>
     </w:p>
     <w:p>
@@ -3102,7 +4771,35 @@
         <w:rPr>
           <w:rFonts w:hint="eastAsia"/>
         </w:rPr>
-        <w:t>》最后的画面：一片血液形式的流水再度聚集，明日香将无神的目光从头顶虚无破灭的星空移向抽泣的真嗣；而后明日香……哦，不对，这里应该是宫村优子才对啊，她在失而复得的天堂温柔的裹挟中，轻轻地、仿佛是下意识地开口说道：</w:t>
+        <w:t>》最后的画面：一片血液形式的流水再度聚集，明日香将无神的目光从头顶虚无破灭的星空移向抽泣的真</w:t>
+      </w:r>
+      <w:proofErr w:type="gramStart"/>
+      <w:r>
+        <w:rPr>
+          <w:rFonts w:hint="eastAsia"/>
+        </w:rPr>
+        <w:t>嗣</w:t>
+      </w:r>
+      <w:proofErr w:type="gramEnd"/>
+      <w:r>
+        <w:rPr>
+          <w:rFonts w:hint="eastAsia"/>
+        </w:rPr>
+        <w:t>；而后明日香……哦，不对，这里应该是</w:t>
+      </w:r>
+      <w:proofErr w:type="gramStart"/>
+      <w:r>
+        <w:rPr>
+          <w:rFonts w:hint="eastAsia"/>
+        </w:rPr>
+        <w:t>宫村优子</w:t>
+      </w:r>
+      <w:proofErr w:type="gramEnd"/>
+      <w:r>
+        <w:rPr>
+          <w:rFonts w:hint="eastAsia"/>
+        </w:rPr>
+        <w:t>才对啊，她在失而复得的天堂温柔的裹挟中，轻轻地、仿佛是下意识地开口说道：</w:t>
       </w:r>
       <w:r>
         <w:rPr>
@@ -3148,100 +4845,118 @@
           <w:b/>
           <w:bCs/>
         </w:rPr>
-        <w:t>》这部作品，或是这篇文章，亦或是仅仅因为“需要”而去“爱”的我们——都是如此的令人恶心呢……</w:t>
-      </w:r>
-    </w:p>
-    <w:p>
-      <w:pPr>
-        <w:ind w:firstLineChars="200" w:firstLine="420"/>
-      </w:pPr>
-    </w:p>
-    <w:p>
-      <w:pPr>
-        <w:ind w:firstLineChars="200" w:firstLine="420"/>
-      </w:pPr>
-    </w:p>
-    <w:p>
-      <w:pPr>
-        <w:ind w:firstLineChars="200" w:firstLine="420"/>
-      </w:pPr>
-    </w:p>
-    <w:p>
-      <w:pPr>
-        <w:ind w:firstLineChars="200" w:firstLine="420"/>
-      </w:pPr>
-    </w:p>
-    <w:p>
-      <w:pPr>
-        <w:ind w:firstLineChars="200" w:firstLine="420"/>
-        <w:rPr>
-          <w:i/>
-          <w:iCs/>
-        </w:rPr>
-      </w:pPr>
-      <w:r>
-        <w:rPr>
-          <w:rFonts w:hint="eastAsia"/>
-          <w:i/>
-          <w:iCs/>
-        </w:rPr>
-        <w:t>By AikeKo</w:t>
-      </w:r>
-    </w:p>
-    <w:p>
-      <w:pPr>
-        <w:ind w:firstLineChars="200" w:firstLine="420"/>
-        <w:rPr>
-          <w:i/>
-          <w:iCs/>
-        </w:rPr>
-      </w:pPr>
-      <w:r>
-        <w:rPr>
-          <w:rFonts w:hint="eastAsia"/>
-          <w:i/>
-          <w:iCs/>
+        <w:t>》这部作品，或是这篇文章，</w:t>
+      </w:r>
+      <w:proofErr w:type="gramStart"/>
+      <w:r>
+        <w:rPr>
+          <w:rFonts w:hint="eastAsia"/>
+          <w:b/>
+          <w:bCs/>
+        </w:rPr>
+        <w:t>亦或</w:t>
+      </w:r>
+      <w:proofErr w:type="gramEnd"/>
+      <w:r>
+        <w:rPr>
+          <w:rFonts w:hint="eastAsia"/>
+          <w:b/>
+          <w:bCs/>
+        </w:rPr>
+        <w:t>是仅仅因为“需要”而去“爱”的我们——都是如此的令人恶心呢……</w:t>
+      </w:r>
+    </w:p>
+    <w:p>
+      <w:pPr>
+        <w:ind w:firstLineChars="200" w:firstLine="420"/>
+      </w:pPr>
+    </w:p>
+    <w:p>
+      <w:pPr>
+        <w:ind w:firstLineChars="200" w:firstLine="420"/>
+      </w:pPr>
+    </w:p>
+    <w:p>
+      <w:pPr>
+        <w:ind w:firstLineChars="200" w:firstLine="420"/>
+      </w:pPr>
+    </w:p>
+    <w:p>
+      <w:pPr>
+        <w:ind w:firstLineChars="200" w:firstLine="420"/>
+      </w:pPr>
+    </w:p>
+    <w:p>
+      <w:pPr>
+        <w:ind w:firstLineChars="200" w:firstLine="422"/>
+        <w:rPr>
+          <w:b/>
+          <w:bCs/>
+        </w:rPr>
+      </w:pPr>
+      <w:r>
+        <w:rPr>
+          <w:rFonts w:hint="eastAsia"/>
+          <w:b/>
+          <w:bCs/>
+        </w:rPr>
+        <w:t xml:space="preserve">By </w:t>
+      </w:r>
+      <w:proofErr w:type="spellStart"/>
+      <w:r>
+        <w:rPr>
+          <w:rFonts w:hint="eastAsia"/>
+          <w:b/>
+          <w:bCs/>
+        </w:rPr>
+        <w:t>AikeKo</w:t>
+      </w:r>
+      <w:proofErr w:type="spellEnd"/>
+    </w:p>
+    <w:p>
+      <w:pPr>
+        <w:ind w:firstLineChars="200" w:firstLine="422"/>
+        <w:rPr>
+          <w:b/>
+          <w:bCs/>
+        </w:rPr>
+      </w:pPr>
+      <w:r>
+        <w:rPr>
+          <w:rFonts w:hint="eastAsia"/>
+          <w:b/>
+          <w:bCs/>
         </w:rPr>
         <w:t>2019.7.6</w:t>
       </w:r>
     </w:p>
     <w:p>
       <w:pPr>
-        <w:ind w:firstLineChars="200" w:firstLine="420"/>
-        <w:rPr>
-          <w:i/>
-          <w:iCs/>
-        </w:rPr>
-      </w:pPr>
-      <w:r>
-        <w:rPr>
-          <w:i/>
-          <w:iCs/>
+        <w:ind w:firstLineChars="200" w:firstLine="422"/>
+        <w:rPr>
+          <w:b/>
+          <w:bCs/>
+        </w:rPr>
+      </w:pPr>
+      <w:r>
+        <w:rPr>
+          <w:b/>
+          <w:bCs/>
         </w:rPr>
         <w:t>“</w:t>
       </w:r>
       <w:r>
         <w:rPr>
           <w:rFonts w:hint="eastAsia"/>
-          <w:i/>
-          <w:iCs/>
-        </w:rPr>
-        <w:t xml:space="preserve">One More Final:  </w:t>
-      </w:r>
-      <w:r>
-        <w:rPr>
-          <w:rFonts w:hint="eastAsia"/>
-          <w:b/>
-          <w:bCs/>
-          <w:i/>
-          <w:iCs/>
-        </w:rPr>
-        <w:t>I need you.</w:t>
-      </w:r>
-      <w:r>
-        <w:rPr>
-          <w:i/>
-          <w:iCs/>
+          <w:b/>
+          <w:bCs/>
+        </w:rPr>
+        <w:t>One More Final:  I need you.</w:t>
+      </w:r>
+      <w:r>
+        <w:rPr>
+          <w:b/>
+          <w:bCs/>
         </w:rPr>
         <w:t>”</w:t>
       </w:r>
@@ -3309,102 +5024,10 @@
     </w:p>
     <w:p>
       <w:pPr>
-        <w:ind w:firstLineChars="200" w:firstLine="420"/>
-      </w:pPr>
-    </w:p>
-    <w:p>
-      <w:pPr>
-        <w:ind w:firstLineChars="200" w:firstLine="420"/>
-      </w:pPr>
-      <w:r>
-        <w:rPr>
-          <w:rFonts w:hint="eastAsia"/>
-        </w:rPr>
-        <w:t>参考书籍：</w:t>
-      </w:r>
-    </w:p>
-    <w:p>
-      <w:pPr>
-        <w:ind w:firstLineChars="200" w:firstLine="420"/>
-      </w:pPr>
-    </w:p>
-    <w:p>
-      <w:pPr>
-        <w:ind w:firstLineChars="200" w:firstLine="420"/>
-      </w:pPr>
-      <w:r>
-        <w:rPr>
-          <w:rFonts w:hint="eastAsia"/>
-        </w:rPr>
-        <w:t>《卡夫卡全集》</w:t>
-      </w:r>
-    </w:p>
-    <w:p>
-      <w:pPr>
-        <w:ind w:firstLineChars="200" w:firstLine="420"/>
-      </w:pPr>
-      <w:r>
-        <w:rPr>
-          <w:rFonts w:hint="eastAsia"/>
-        </w:rPr>
-        <w:t>《昆德拉全集》</w:t>
-      </w:r>
-    </w:p>
-    <w:p>
-      <w:pPr>
-        <w:ind w:firstLineChars="200" w:firstLine="420"/>
-      </w:pPr>
-      <w:r>
-        <w:rPr>
-          <w:rFonts w:hint="eastAsia"/>
-        </w:rPr>
-        <w:lastRenderedPageBreak/>
-        <w:t>《战争与和平》</w:t>
-      </w:r>
-    </w:p>
-    <w:p>
-      <w:pPr>
-        <w:ind w:firstLineChars="200" w:firstLine="420"/>
-      </w:pPr>
-      <w:r>
-        <w:rPr>
-          <w:rFonts w:hint="eastAsia"/>
-        </w:rPr>
-        <w:t>《灵魂的城堡》</w:t>
-      </w:r>
-    </w:p>
-    <w:p>
-      <w:pPr>
-        <w:ind w:firstLineChars="200" w:firstLine="420"/>
-      </w:pPr>
-      <w:r>
-        <w:rPr>
-          <w:rFonts w:hint="eastAsia"/>
-        </w:rPr>
-        <w:t>《启迪》</w:t>
-      </w:r>
-    </w:p>
-    <w:p>
-      <w:pPr>
-        <w:ind w:firstLineChars="200" w:firstLine="420"/>
-      </w:pPr>
-      <w:r>
-        <w:rPr>
-          <w:rFonts w:hint="eastAsia"/>
-        </w:rPr>
-        <w:t>《爱的艺术》</w:t>
-      </w:r>
-    </w:p>
-    <w:p>
-      <w:pPr>
-        <w:ind w:firstLineChars="200" w:firstLine="420"/>
-      </w:pPr>
-      <w:r>
-        <w:rPr>
-          <w:rFonts w:hint="eastAsia"/>
-        </w:rPr>
-        <w:t>《拉康：阅读你的症状》</w:t>
-      </w:r>
+        <w:rPr>
+          <w:rFonts w:hint="eastAsia"/>
+        </w:rPr>
+      </w:pPr>
     </w:p>
     <w:sectPr>
       <w:pgSz w:w="11906" w:h="16838"/>
@@ -3758,6 +5381,7 @@
   <w:style w:type="character" w:default="1" w:styleId="a0">
     <w:name w:val="Default Paragraph Font"/>
     <w:uiPriority w:val="1"/>
+    <w:semiHidden/>
     <w:unhideWhenUsed/>
   </w:style>
   <w:style w:type="table" w:default="1" w:styleId="a1">
